--- a/docs/informes/Informe_Semana_4_Vitrina_y_Cierre.docx
+++ b/docs/informes/Informe_Semana_4_Vitrina_y_Cierre.docx
@@ -1359,7 +1359,7 @@
                 <wp:inline distT="0" distB="0" distL="0" distR="0">
                   <wp:extent cx="5048250" cy="3429000"/>
                   <wp:effectExtent t="0" r="0" b="0" l="0"/>
-                  <wp:docPr id="1" name="fig3" descr="Página de Plantillas por rubro." title="Página de Plantillas por rubro."/>
+                  <wp:docPr id="1" name="fig3" descr="Portafolio de la página de inicio con la imagen de cada trabajo." title="Portafolio de la página de inicio con la imagen de cada trabajo."/>
                   <wp:cNvGraphicFramePr>
                     <a:graphicFrameLocks xmlns:a="http://schemas.openxmlformats.org/drawingml/2006/main" noChangeAspect="1"/>
                   </wp:cNvGraphicFramePr>
@@ -1419,7 +1419,7 @@
                 <w:sz w:val="17"/>
                 <w:szCs w:val="17"/>
               </w:rPr>
-              <w:t xml:space="preserve">Página de Plantillas por rubro.</w:t>
+              <w:t xml:space="preserve">Portafolio de la página de inicio con la imagen de cada trabajo.</w:t>
             </w:r>
           </w:p>
         </w:tc>
@@ -1449,7 +1449,7 @@
         <w:rPr>
           <w:rFonts w:ascii="Arial" w:cs="Arial" w:eastAsia="Arial" w:hAnsi="Arial"/>
         </w:rPr>
-        <w:t xml:space="preserve">Menú dinámico con submenús</w:t>
+        <w:t xml:space="preserve">Plantillas de ejemplo con demo</w:t>
       </w:r>
     </w:p>
     <w:p>
@@ -1462,7 +1462,23 @@
           <w:rFonts w:ascii="Arial" w:cs="Arial" w:eastAsia="Arial" w:hAnsi="Arial"/>
           <w:color w:val="26232F"/>
         </w:rPr>
-        <w:t xml:space="preserve">El menú de la cabecera se arma con </w:t>
+        <w:t xml:space="preserve">Para que la página de Plantillas muestre algo real, armé </w:t>
+      </w:r>
+      <w:r>
+        <w:rPr>
+          <w:rFonts w:ascii="Arial" w:cs="Arial" w:eastAsia="Arial" w:hAnsi="Arial"/>
+          <w:b/>
+          <w:bCs/>
+          <w:color w:val="26232F"/>
+        </w:rPr>
+        <w:t xml:space="preserve">8 plantillas por rubro</w:t>
+      </w:r>
+      <w:r>
+        <w:rPr>
+          <w:rFonts w:ascii="Arial" w:cs="Arial" w:eastAsia="Arial" w:hAnsi="Arial"/>
+          <w:color w:val="26232F"/>
+        </w:rPr>
+        <w:t xml:space="preserve">: barbería, restaurante, servicios del hogar, consultorio, tienda de ropa, gimnasio, veterinaria y academia. Cada una es una página completa (cabecera, portada, lista de precios, galería, opinión de un cliente, contacto y pie) con su propia paleta, tipografía y distribución. Son responsive y están en </w:t>
       </w:r>
       <w:r>
         <w:rPr>
@@ -1472,65 +1488,59 @@
           <w:szCs w:val="19"/>
           <w:shd w:fill="F3EEFF" w:val="clear"/>
         </w:rPr>
-        <w:t xml:space="preserve">menu_items</w:t>
-      </w:r>
-      <w:r>
-        <w:rPr>
-          <w:rFonts w:ascii="Arial" w:cs="Arial" w:eastAsia="Arial" w:hAnsi="Arial"/>
-          <w:color w:val="26232F"/>
-        </w:rPr>
-        <w:t xml:space="preserve">, con sus submenús y en el orden que eligió el admin. Los submenús de Servicios llevan a secciones de la misma página (</w:t>
-      </w:r>
-      <w:r>
-        <w:rPr>
-          <w:rFonts w:ascii="Consolas" w:cs="Consolas" w:eastAsia="Consolas" w:hAnsi="Consolas"/>
-          <w:color w:val="26232F"/>
-          <w:sz w:val="19"/>
-          <w:szCs w:val="19"/>
-          <w:shd w:fill="F3EEFF" w:val="clear"/>
-        </w:rPr>
-        <w:t xml:space="preserve">/servicios#servicios</w:t>
-      </w:r>
-      <w:r>
-        <w:rPr>
-          <w:rFonts w:ascii="Arial" w:cs="Arial" w:eastAsia="Arial" w:hAnsi="Arial"/>
-          <w:color w:val="26232F"/>
-        </w:rPr>
-        <w:t xml:space="preserve"> y </w:t>
-      </w:r>
-      <w:r>
-        <w:rPr>
-          <w:rFonts w:ascii="Consolas" w:cs="Consolas" w:eastAsia="Consolas" w:hAnsi="Consolas"/>
-          <w:color w:val="26232F"/>
-          <w:sz w:val="19"/>
-          <w:szCs w:val="19"/>
-          <w:shd w:fill="F3EEFF" w:val="clear"/>
-        </w:rPr>
-        <w:t xml:space="preserve">/servicios#planes</w:t>
-      </w:r>
-      <w:r>
-        <w:rPr>
-          <w:rFonts w:ascii="Arial" w:cs="Arial" w:eastAsia="Arial" w:hAnsi="Arial"/>
-          <w:color w:val="26232F"/>
-        </w:rPr>
-        <w:t xml:space="preserve">); para eso, el primer bloque de cada tipo recibe un </w:t>
-      </w:r>
-      <w:r>
-        <w:rPr>
-          <w:rFonts w:ascii="Consolas" w:cs="Consolas" w:eastAsia="Consolas" w:hAnsi="Consolas"/>
-          <w:color w:val="26232F"/>
-          <w:sz w:val="19"/>
-          <w:szCs w:val="19"/>
-          <w:shd w:fill="F3EEFF" w:val="clear"/>
-        </w:rPr>
-        <w:t xml:space="preserve">id</w:t>
-      </w:r>
-      <w:r>
-        <w:rPr>
-          <w:rFonts w:ascii="Arial" w:cs="Arial" w:eastAsia="Arial" w:hAnsi="Arial"/>
-          <w:color w:val="26232F"/>
-        </w:rPr>
-        <w:t xml:space="preserve"> que sirve como ancla. Si el admin oculta un ítem, desaparece de la web.</w:t>
+        <w:t xml:space="preserve">public/demos/</w:t>
+      </w:r>
+      <w:r>
+        <w:rPr>
+          <w:rFonts w:ascii="Arial" w:cs="Arial" w:eastAsia="Arial" w:hAnsi="Arial"/>
+          <w:color w:val="26232F"/>
+        </w:rPr>
+        <w:t xml:space="preserve">.</w:t>
+      </w:r>
+    </w:p>
+    <w:p>
+      <w:pPr>
+        <w:spacing w:after="160" w:line="310"/>
+        <w:jc w:val="both"/>
+      </w:pPr>
+      <w:r>
+        <w:rPr>
+          <w:rFonts w:ascii="Arial" w:cs="Arial" w:eastAsia="Arial" w:hAnsi="Arial"/>
+          <w:color w:val="26232F"/>
+        </w:rPr>
+        <w:t xml:space="preserve">En la web, cada tarjeta muestra la vista previa de la plantilla, su rubro y su precio, y dos botones: </w:t>
+      </w:r>
+      <w:r>
+        <w:rPr>
+          <w:rFonts w:ascii="Arial" w:cs="Arial" w:eastAsia="Arial" w:hAnsi="Arial"/>
+          <w:b/>
+          <w:bCs/>
+          <w:color w:val="26232F"/>
+        </w:rPr>
+        <w:t xml:space="preserve">Ver demo</w:t>
+      </w:r>
+      <w:r>
+        <w:rPr>
+          <w:rFonts w:ascii="Arial" w:cs="Arial" w:eastAsia="Arial" w:hAnsi="Arial"/>
+          <w:color w:val="26232F"/>
+        </w:rPr>
+        <w:t xml:space="preserve">, que abre la plantilla funcionando, y </w:t>
+      </w:r>
+      <w:r>
+        <w:rPr>
+          <w:rFonts w:ascii="Arial" w:cs="Arial" w:eastAsia="Arial" w:hAnsi="Arial"/>
+          <w:b/>
+          <w:bCs/>
+          <w:color w:val="26232F"/>
+        </w:rPr>
+        <w:t xml:space="preserve">La quiero</w:t>
+      </w:r>
+      <w:r>
+        <w:rPr>
+          <w:rFonts w:ascii="Arial" w:cs="Arial" w:eastAsia="Arial" w:hAnsi="Arial"/>
+          <w:color w:val="26232F"/>
+        </w:rPr>
+        <w:t xml:space="preserve">, que abre WhatsApp con un mensaje listo. Todo eso sale del bloque de plantillas de la base de datos, así que el admin puede agregar, quitar o cambiar plantillas desde el panel.</w:t>
       </w:r>
     </w:p>
     <w:p>
@@ -1585,9 +1595,9 @@
             <w:r>
               <w:drawing>
                 <wp:inline distT="0" distB="0" distL="0" distR="0">
-                  <wp:extent cx="5143500" cy="1704975"/>
+                  <wp:extent cx="5048250" cy="3429000"/>
                   <wp:effectExtent t="0" r="0" b="0" l="0"/>
-                  <wp:docPr id="1" name="fig4" descr="Submenú de Servicios desplegado." title="Submenú de Servicios desplegado."/>
+                  <wp:docPr id="1" name="fig4" descr="Catálogo de plantillas con vista previa, precio y botones Ver demo y La quiero." title="Catálogo de plantillas con vista previa, precio y botones Ver demo y La quiero."/>
                   <wp:cNvGraphicFramePr>
                     <a:graphicFrameLocks xmlns:a="http://schemas.openxmlformats.org/drawingml/2006/main" noChangeAspect="1"/>
                   </wp:cNvGraphicFramePr>
@@ -1610,7 +1620,7 @@
                         <pic:spPr bwMode="auto">
                           <a:xfrm>
                             <a:off x="0" y="0"/>
-                            <a:ext cx="5143500" cy="1704975"/>
+                            <a:ext cx="5048250" cy="3429000"/>
                           </a:xfrm>
                           <a:prstGeom prst="rect">
                             <a:avLst/>
@@ -1647,7 +1657,7 @@
                 <w:sz w:val="17"/>
                 <w:szCs w:val="17"/>
               </w:rPr>
-              <w:t xml:space="preserve">Submenú de Servicios desplegado.</w:t>
+              <w:t xml:space="preserve">Catálogo de plantillas con vista previa, precio y botones Ver demo y La quiero.</w:t>
             </w:r>
           </w:p>
         </w:tc>
@@ -1710,9 +1720,9 @@
             <w:r>
               <w:drawing>
                 <wp:inline distT="0" distB="0" distL="0" distR="0">
-                  <wp:extent cx="5143500" cy="781050"/>
+                  <wp:extent cx="5143500" cy="2009775"/>
                   <wp:effectExtent t="0" r="0" b="0" l="0"/>
-                  <wp:docPr id="1" name="fig5" descr="Después de ocultar “Plantillas” en el panel, ya no aparece en el menú de la web." title="Después de ocultar “Plantillas” en el panel, ya no aparece en el menú de la web."/>
+                  <wp:docPr id="1" name="fig5" descr="Las 8 plantillas de ejemplo, cada una con su propio diseño." title="Las 8 plantillas de ejemplo, cada una con su propio diseño."/>
                   <wp:cNvGraphicFramePr>
                     <a:graphicFrameLocks xmlns:a="http://schemas.openxmlformats.org/drawingml/2006/main" noChangeAspect="1"/>
                   </wp:cNvGraphicFramePr>
@@ -1735,7 +1745,7 @@
                         <pic:spPr bwMode="auto">
                           <a:xfrm>
                             <a:off x="0" y="0"/>
-                            <a:ext cx="5143500" cy="781050"/>
+                            <a:ext cx="5143500" cy="2009775"/>
                           </a:xfrm>
                           <a:prstGeom prst="rect">
                             <a:avLst/>
@@ -1772,7 +1782,7 @@
                 <w:sz w:val="17"/>
                 <w:szCs w:val="17"/>
               </w:rPr>
-              <w:t xml:space="preserve">Después de ocultar “Plantillas” en el panel, ya no aparece en el menú de la web.</w:t>
+              <w:t xml:space="preserve">Las 8 plantillas de ejemplo, cada una con su propio diseño.</w:t>
             </w:r>
           </w:p>
         </w:tc>
@@ -1782,41 +1792,6 @@
       <w:pPr>
         <w:spacing w:after="160"/>
       </w:pPr>
-    </w:p>
-    <w:p>
-      <w:pPr>
-        <w:pStyle w:val="Heading2"/>
-        <w:pBdr>
-          <w:left w:val="single" w:color="6D28D9" w:sz="24" w:space="8"/>
-        </w:pBdr>
-        <w:ind w:left="180"/>
-      </w:pPr>
-      <w:r>
-        <w:rPr>
-          <w:rFonts w:ascii="Arial" w:cs="Arial" w:eastAsia="Arial" w:hAnsi="Arial"/>
-          <w:color w:val="6D28D9"/>
-        </w:rPr>
-        <w:t xml:space="preserve">2.4  </w:t>
-      </w:r>
-      <w:r>
-        <w:rPr>
-          <w:rFonts w:ascii="Arial" w:cs="Arial" w:eastAsia="Arial" w:hAnsi="Arial"/>
-        </w:rPr>
-        <w:t xml:space="preserve">Prueba de administrabilidad: cambio de colores</w:t>
-      </w:r>
-    </w:p>
-    <w:p>
-      <w:pPr>
-        <w:spacing w:after="160" w:line="310"/>
-        <w:jc w:val="both"/>
-      </w:pPr>
-      <w:r>
-        <w:rPr>
-          <w:rFonts w:ascii="Arial" w:cs="Arial" w:eastAsia="Arial" w:hAnsi="Arial"/>
-          <w:color w:val="26232F"/>
-        </w:rPr>
-        <w:t xml:space="preserve">Para comprobar el punto más importante de la rúbrica, cambié la paleta desde el panel y recargué la web. Sin tocar código, toda la web cambió: botones, bordes, sombras, la cinta animada y los tonos pastel.</w:t>
-      </w:r>
     </w:p>
     <w:p>
       <w:pPr>
@@ -1872,7 +1847,7 @@
                 <wp:inline distT="0" distB="0" distL="0" distR="0">
                   <wp:extent cx="5048250" cy="3429000"/>
                   <wp:effectExtent t="0" r="0" b="0" l="0"/>
-                  <wp:docPr id="1" name="fig6" descr="Antes: la web con la paleta original de Pixela." title="Antes: la web con la paleta original de Pixela."/>
+                  <wp:docPr id="1" name="fig6" descr="Demo de la plantilla Sazón Criolla (restaurante), con la barra para volver o pedirla." title="Demo de la plantilla Sazón Criolla (restaurante), con la barra para volver o pedirla."/>
                   <wp:cNvGraphicFramePr>
                     <a:graphicFrameLocks xmlns:a="http://schemas.openxmlformats.org/drawingml/2006/main" noChangeAspect="1"/>
                   </wp:cNvGraphicFramePr>
@@ -1932,7 +1907,7 @@
                 <w:sz w:val="17"/>
                 <w:szCs w:val="17"/>
               </w:rPr>
-              <w:t xml:space="preserve">Antes: la web con la paleta original de Pixela.</w:t>
+              <w:t xml:space="preserve">Demo de la plantilla Sazón Criolla (restaurante), con la barra para volver o pedirla.</w:t>
             </w:r>
           </w:p>
         </w:tc>
@@ -1942,6 +1917,90 @@
       <w:pPr>
         <w:spacing w:after="160"/>
       </w:pPr>
+    </w:p>
+    <w:p>
+      <w:pPr>
+        <w:pStyle w:val="Heading2"/>
+        <w:pBdr>
+          <w:left w:val="single" w:color="6D28D9" w:sz="24" w:space="8"/>
+        </w:pBdr>
+        <w:ind w:left="180"/>
+      </w:pPr>
+      <w:r>
+        <w:rPr>
+          <w:rFonts w:ascii="Arial" w:cs="Arial" w:eastAsia="Arial" w:hAnsi="Arial"/>
+          <w:color w:val="6D28D9"/>
+        </w:rPr>
+        <w:t xml:space="preserve">2.4  </w:t>
+      </w:r>
+      <w:r>
+        <w:rPr>
+          <w:rFonts w:ascii="Arial" w:cs="Arial" w:eastAsia="Arial" w:hAnsi="Arial"/>
+        </w:rPr>
+        <w:t xml:space="preserve">Acceso al panel desde la web</w:t>
+      </w:r>
+    </w:p>
+    <w:p>
+      <w:pPr>
+        <w:spacing w:after="160" w:line="310"/>
+        <w:jc w:val="both"/>
+      </w:pPr>
+      <w:r>
+        <w:rPr>
+          <w:rFonts w:ascii="Arial" w:cs="Arial" w:eastAsia="Arial" w:hAnsi="Arial"/>
+          <w:color w:val="26232F"/>
+        </w:rPr>
+        <w:t xml:space="preserve">Al principio, para entrar al panel había que escribir la dirección </w:t>
+      </w:r>
+      <w:r>
+        <w:rPr>
+          <w:rFonts w:ascii="Consolas" w:cs="Consolas" w:eastAsia="Consolas" w:hAnsi="Consolas"/>
+          <w:color w:val="26232F"/>
+          <w:sz w:val="19"/>
+          <w:szCs w:val="19"/>
+          <w:shd w:fill="F3EEFF" w:val="clear"/>
+        </w:rPr>
+        <w:t xml:space="preserve">/admin/</w:t>
+      </w:r>
+      <w:r>
+        <w:rPr>
+          <w:rFonts w:ascii="Arial" w:cs="Arial" w:eastAsia="Arial" w:hAnsi="Arial"/>
+          <w:color w:val="26232F"/>
+        </w:rPr>
+        <w:t xml:space="preserve">. Para que sea más fácil de usar, agregué un botón </w:t>
+      </w:r>
+      <w:r>
+        <w:rPr>
+          <w:rFonts w:ascii="Arial" w:cs="Arial" w:eastAsia="Arial" w:hAnsi="Arial"/>
+          <w:b/>
+          <w:bCs/>
+          <w:color w:val="26232F"/>
+        </w:rPr>
+        <w:t xml:space="preserve">Ingresar</w:t>
+      </w:r>
+      <w:r>
+        <w:rPr>
+          <w:rFonts w:ascii="Arial" w:cs="Arial" w:eastAsia="Arial" w:hAnsi="Arial"/>
+          <w:color w:val="26232F"/>
+        </w:rPr>
+        <w:t xml:space="preserve"> en el menú de la web (en celular está dentro del menú desplegable) y un enlace </w:t>
+      </w:r>
+      <w:r>
+        <w:rPr>
+          <w:rFonts w:ascii="Arial" w:cs="Arial" w:eastAsia="Arial" w:hAnsi="Arial"/>
+          <w:b/>
+          <w:bCs/>
+          <w:color w:val="26232F"/>
+        </w:rPr>
+        <w:t xml:space="preserve">Acceso al panel</w:t>
+      </w:r>
+      <w:r>
+        <w:rPr>
+          <w:rFonts w:ascii="Arial" w:cs="Arial" w:eastAsia="Arial" w:hAnsi="Arial"/>
+          <w:color w:val="26232F"/>
+        </w:rPr>
+        <w:t xml:space="preserve"> en el pie de página. Los dos llevan al login, y el panel sigue protegido igual: sin un token válido no se muestra nada.</w:t>
+      </w:r>
     </w:p>
     <w:p>
       <w:pPr>
@@ -1995,9 +2054,9 @@
             <w:r>
               <w:drawing>
                 <wp:inline distT="0" distB="0" distL="0" distR="0">
-                  <wp:extent cx="5048250" cy="3429000"/>
+                  <wp:extent cx="5143500" cy="742950"/>
                   <wp:effectExtent t="0" r="0" b="0" l="0"/>
-                  <wp:docPr id="1" name="fig7" descr="En el panel se eligen los nuevos colores y se guardan." title="En el panel se eligen los nuevos colores y se guardan."/>
+                  <wp:docPr id="1" name="fig7" descr="Botón Ingresar en la cabecera de la web pública." title="Botón Ingresar en la cabecera de la web pública."/>
                   <wp:cNvGraphicFramePr>
                     <a:graphicFrameLocks xmlns:a="http://schemas.openxmlformats.org/drawingml/2006/main" noChangeAspect="1"/>
                   </wp:cNvGraphicFramePr>
@@ -2020,7 +2079,7 @@
                         <pic:spPr bwMode="auto">
                           <a:xfrm>
                             <a:off x="0" y="0"/>
-                            <a:ext cx="5048250" cy="3429000"/>
+                            <a:ext cx="5143500" cy="742950"/>
                           </a:xfrm>
                           <a:prstGeom prst="rect">
                             <a:avLst/>
@@ -2057,7 +2116,7 @@
                 <w:sz w:val="17"/>
                 <w:szCs w:val="17"/>
               </w:rPr>
-              <w:t xml:space="preserve">En el panel se eligen los nuevos colores y se guardan.</w:t>
+              <w:t xml:space="preserve">Botón Ingresar en la cabecera de la web pública.</w:t>
             </w:r>
           </w:p>
         </w:tc>
@@ -2067,6 +2126,109 @@
       <w:pPr>
         <w:spacing w:after="160"/>
       </w:pPr>
+    </w:p>
+    <w:p>
+      <w:pPr>
+        <w:pStyle w:val="Heading2"/>
+        <w:pBdr>
+          <w:left w:val="single" w:color="6D28D9" w:sz="24" w:space="8"/>
+        </w:pBdr>
+        <w:ind w:left="180"/>
+      </w:pPr>
+      <w:r>
+        <w:rPr>
+          <w:rFonts w:ascii="Arial" w:cs="Arial" w:eastAsia="Arial" w:hAnsi="Arial"/>
+          <w:color w:val="6D28D9"/>
+        </w:rPr>
+        <w:t xml:space="preserve">2.5  </w:t>
+      </w:r>
+      <w:r>
+        <w:rPr>
+          <w:rFonts w:ascii="Arial" w:cs="Arial" w:eastAsia="Arial" w:hAnsi="Arial"/>
+        </w:rPr>
+        <w:t xml:space="preserve">Menú dinámico con submenús</w:t>
+      </w:r>
+    </w:p>
+    <w:p>
+      <w:pPr>
+        <w:spacing w:after="160" w:line="310"/>
+        <w:jc w:val="both"/>
+      </w:pPr>
+      <w:r>
+        <w:rPr>
+          <w:rFonts w:ascii="Arial" w:cs="Arial" w:eastAsia="Arial" w:hAnsi="Arial"/>
+          <w:color w:val="26232F"/>
+        </w:rPr>
+        <w:t xml:space="preserve">El menú de la cabecera se arma con </w:t>
+      </w:r>
+      <w:r>
+        <w:rPr>
+          <w:rFonts w:ascii="Consolas" w:cs="Consolas" w:eastAsia="Consolas" w:hAnsi="Consolas"/>
+          <w:color w:val="26232F"/>
+          <w:sz w:val="19"/>
+          <w:szCs w:val="19"/>
+          <w:shd w:fill="F3EEFF" w:val="clear"/>
+        </w:rPr>
+        <w:t xml:space="preserve">menu_items</w:t>
+      </w:r>
+      <w:r>
+        <w:rPr>
+          <w:rFonts w:ascii="Arial" w:cs="Arial" w:eastAsia="Arial" w:hAnsi="Arial"/>
+          <w:color w:val="26232F"/>
+        </w:rPr>
+        <w:t xml:space="preserve">, con sus submenús y en el orden que eligió el admin. Los submenús de Servicios llevan a secciones de la misma página (</w:t>
+      </w:r>
+      <w:r>
+        <w:rPr>
+          <w:rFonts w:ascii="Consolas" w:cs="Consolas" w:eastAsia="Consolas" w:hAnsi="Consolas"/>
+          <w:color w:val="26232F"/>
+          <w:sz w:val="19"/>
+          <w:szCs w:val="19"/>
+          <w:shd w:fill="F3EEFF" w:val="clear"/>
+        </w:rPr>
+        <w:t xml:space="preserve">/servicios#servicios</w:t>
+      </w:r>
+      <w:r>
+        <w:rPr>
+          <w:rFonts w:ascii="Arial" w:cs="Arial" w:eastAsia="Arial" w:hAnsi="Arial"/>
+          <w:color w:val="26232F"/>
+        </w:rPr>
+        <w:t xml:space="preserve"> y </w:t>
+      </w:r>
+      <w:r>
+        <w:rPr>
+          <w:rFonts w:ascii="Consolas" w:cs="Consolas" w:eastAsia="Consolas" w:hAnsi="Consolas"/>
+          <w:color w:val="26232F"/>
+          <w:sz w:val="19"/>
+          <w:szCs w:val="19"/>
+          <w:shd w:fill="F3EEFF" w:val="clear"/>
+        </w:rPr>
+        <w:t xml:space="preserve">/servicios#planes</w:t>
+      </w:r>
+      <w:r>
+        <w:rPr>
+          <w:rFonts w:ascii="Arial" w:cs="Arial" w:eastAsia="Arial" w:hAnsi="Arial"/>
+          <w:color w:val="26232F"/>
+        </w:rPr>
+        <w:t xml:space="preserve">); para eso, el primer bloque de cada tipo recibe un </w:t>
+      </w:r>
+      <w:r>
+        <w:rPr>
+          <w:rFonts w:ascii="Consolas" w:cs="Consolas" w:eastAsia="Consolas" w:hAnsi="Consolas"/>
+          <w:color w:val="26232F"/>
+          <w:sz w:val="19"/>
+          <w:szCs w:val="19"/>
+          <w:shd w:fill="F3EEFF" w:val="clear"/>
+        </w:rPr>
+        <w:t xml:space="preserve">id</w:t>
+      </w:r>
+      <w:r>
+        <w:rPr>
+          <w:rFonts w:ascii="Arial" w:cs="Arial" w:eastAsia="Arial" w:hAnsi="Arial"/>
+          <w:color w:val="26232F"/>
+        </w:rPr>
+        <w:t xml:space="preserve"> que sirve como ancla. Si el admin oculta un ítem, desaparece de la web.</w:t>
+      </w:r>
     </w:p>
     <w:p>
       <w:pPr>
@@ -2120,9 +2282,9 @@
             <w:r>
               <w:drawing>
                 <wp:inline distT="0" distB="0" distL="0" distR="0">
-                  <wp:extent cx="5048250" cy="3429000"/>
+                  <wp:extent cx="5143500" cy="1704975"/>
                   <wp:effectExtent t="0" r="0" b="0" l="0"/>
-                  <wp:docPr id="1" name="fig8" descr="Después: la web con los nuevos colores, sin modificar ningún archivo." title="Después: la web con los nuevos colores, sin modificar ningún archivo."/>
+                  <wp:docPr id="1" name="fig8" descr="Submenú de Servicios desplegado." title="Submenú de Servicios desplegado."/>
                   <wp:cNvGraphicFramePr>
                     <a:graphicFrameLocks xmlns:a="http://schemas.openxmlformats.org/drawingml/2006/main" noChangeAspect="1"/>
                   </wp:cNvGraphicFramePr>
@@ -2145,7 +2307,7 @@
                         <pic:spPr bwMode="auto">
                           <a:xfrm>
                             <a:off x="0" y="0"/>
-                            <a:ext cx="5048250" cy="3429000"/>
+                            <a:ext cx="5143500" cy="1704975"/>
                           </a:xfrm>
                           <a:prstGeom prst="rect">
                             <a:avLst/>
@@ -2182,7 +2344,7 @@
                 <w:sz w:val="17"/>
                 <w:szCs w:val="17"/>
               </w:rPr>
-              <w:t xml:space="preserve">Después: la web con los nuevos colores, sin modificar ningún archivo.</w:t>
+              <w:t xml:space="preserve">Submenú de Servicios desplegado.</w:t>
             </w:r>
           </w:p>
         </w:tc>
@@ -2192,75 +2354,6 @@
       <w:pPr>
         <w:spacing w:after="160"/>
       </w:pPr>
-    </w:p>
-    <w:p>
-      <w:pPr>
-        <w:pStyle w:val="Heading2"/>
-        <w:pBdr>
-          <w:left w:val="single" w:color="6D28D9" w:sz="24" w:space="8"/>
-        </w:pBdr>
-        <w:ind w:left="180"/>
-      </w:pPr>
-      <w:r>
-        <w:rPr>
-          <w:rFonts w:ascii="Arial" w:cs="Arial" w:eastAsia="Arial" w:hAnsi="Arial"/>
-          <w:color w:val="6D28D9"/>
-        </w:rPr>
-        <w:t xml:space="preserve">2.5  </w:t>
-      </w:r>
-      <w:r>
-        <w:rPr>
-          <w:rFonts w:ascii="Arial" w:cs="Arial" w:eastAsia="Arial" w:hAnsi="Arial"/>
-        </w:rPr>
-        <w:t xml:space="preserve">Formulario de contacto</w:t>
-      </w:r>
-    </w:p>
-    <w:p>
-      <w:pPr>
-        <w:spacing w:after="160" w:line="310"/>
-        <w:jc w:val="both"/>
-      </w:pPr>
-      <w:r>
-        <w:rPr>
-          <w:rFonts w:ascii="Arial" w:cs="Arial" w:eastAsia="Arial" w:hAnsi="Arial"/>
-          <w:color w:val="26232F"/>
-        </w:rPr>
-        <w:t xml:space="preserve">La página de contacto tiene un formulario que envía los datos a </w:t>
-      </w:r>
-      <w:r>
-        <w:rPr>
-          <w:rFonts w:ascii="Consolas" w:cs="Consolas" w:eastAsia="Consolas" w:hAnsi="Consolas"/>
-          <w:color w:val="26232F"/>
-          <w:sz w:val="19"/>
-          <w:szCs w:val="19"/>
-          <w:shd w:fill="F3EEFF" w:val="clear"/>
-        </w:rPr>
-        <w:t xml:space="preserve">POST /contacto</w:t>
-      </w:r>
-      <w:r>
-        <w:rPr>
-          <w:rFonts w:ascii="Arial" w:cs="Arial" w:eastAsia="Arial" w:hAnsi="Arial"/>
-          <w:color w:val="26232F"/>
-        </w:rPr>
-        <w:t xml:space="preserve"> con </w:t>
-      </w:r>
-      <w:r>
-        <w:rPr>
-          <w:rFonts w:ascii="Consolas" w:cs="Consolas" w:eastAsia="Consolas" w:hAnsi="Consolas"/>
-          <w:color w:val="26232F"/>
-          <w:sz w:val="19"/>
-          <w:szCs w:val="19"/>
-          <w:shd w:fill="F3EEFF" w:val="clear"/>
-        </w:rPr>
-        <w:t xml:space="preserve">fetch</w:t>
-      </w:r>
-      <w:r>
-        <w:rPr>
-          <w:rFonts w:ascii="Arial" w:cs="Arial" w:eastAsia="Arial" w:hAnsi="Arial"/>
-          <w:color w:val="26232F"/>
-        </w:rPr>
-        <w:t xml:space="preserve">, sin recargar. Muestra los errores de validación junto al formulario y un mensaje de confirmación cuando se envía bien. El mensaje aparece en el panel, en la sección Mensajes. También hay un botón flotante de WhatsApp con el número configurado en el panel.</w:t>
-      </w:r>
     </w:p>
     <w:p>
       <w:pPr>
@@ -2314,9 +2407,9 @@
             <w:r>
               <w:drawing>
                 <wp:inline distT="0" distB="0" distL="0" distR="0">
-                  <wp:extent cx="3695700" cy="3429000"/>
+                  <wp:extent cx="5143500" cy="781050"/>
                   <wp:effectExtent t="0" r="0" b="0" l="0"/>
-                  <wp:docPr id="1" name="fig9" descr="Validación del formulario de contacto." title="Validación del formulario de contacto."/>
+                  <wp:docPr id="1" name="fig9" descr="Después de ocultar “Plantillas” en el panel, ya no aparece en el menú de la web." title="Después de ocultar “Plantillas” en el panel, ya no aparece en el menú de la web."/>
                   <wp:cNvGraphicFramePr>
                     <a:graphicFrameLocks xmlns:a="http://schemas.openxmlformats.org/drawingml/2006/main" noChangeAspect="1"/>
                   </wp:cNvGraphicFramePr>
@@ -2339,7 +2432,7 @@
                         <pic:spPr bwMode="auto">
                           <a:xfrm>
                             <a:off x="0" y="0"/>
-                            <a:ext cx="3695700" cy="3429000"/>
+                            <a:ext cx="5143500" cy="781050"/>
                           </a:xfrm>
                           <a:prstGeom prst="rect">
                             <a:avLst/>
@@ -2376,7 +2469,7 @@
                 <w:sz w:val="17"/>
                 <w:szCs w:val="17"/>
               </w:rPr>
-              <w:t xml:space="preserve">Validación del formulario de contacto.</w:t>
+              <w:t xml:space="preserve">Después de ocultar “Plantillas” en el panel, ya no aparece en el menú de la web.</w:t>
             </w:r>
           </w:p>
         </w:tc>
@@ -2386,6 +2479,41 @@
       <w:pPr>
         <w:spacing w:after="160"/>
       </w:pPr>
+    </w:p>
+    <w:p>
+      <w:pPr>
+        <w:pStyle w:val="Heading2"/>
+        <w:pBdr>
+          <w:left w:val="single" w:color="6D28D9" w:sz="24" w:space="8"/>
+        </w:pBdr>
+        <w:ind w:left="180"/>
+      </w:pPr>
+      <w:r>
+        <w:rPr>
+          <w:rFonts w:ascii="Arial" w:cs="Arial" w:eastAsia="Arial" w:hAnsi="Arial"/>
+          <w:color w:val="6D28D9"/>
+        </w:rPr>
+        <w:t xml:space="preserve">2.6  </w:t>
+      </w:r>
+      <w:r>
+        <w:rPr>
+          <w:rFonts w:ascii="Arial" w:cs="Arial" w:eastAsia="Arial" w:hAnsi="Arial"/>
+        </w:rPr>
+        <w:t xml:space="preserve">Prueba de administrabilidad: cambio de colores</w:t>
+      </w:r>
+    </w:p>
+    <w:p>
+      <w:pPr>
+        <w:spacing w:after="160" w:line="310"/>
+        <w:jc w:val="both"/>
+      </w:pPr>
+      <w:r>
+        <w:rPr>
+          <w:rFonts w:ascii="Arial" w:cs="Arial" w:eastAsia="Arial" w:hAnsi="Arial"/>
+          <w:color w:val="26232F"/>
+        </w:rPr>
+        <w:t xml:space="preserve">Para comprobar el punto más importante de la rúbrica, cambié la paleta desde el panel y recargué la web. Sin tocar código, toda la web cambió: botones, bordes, sombras, la cinta animada y los tonos pastel.</w:t>
+      </w:r>
     </w:p>
     <w:p>
       <w:pPr>
@@ -2439,9 +2567,9 @@
             <w:r>
               <w:drawing>
                 <wp:inline distT="0" distB="0" distL="0" distR="0">
-                  <wp:extent cx="3695700" cy="3429000"/>
+                  <wp:extent cx="5048250" cy="3429000"/>
                   <wp:effectExtent t="0" r="0" b="0" l="0"/>
-                  <wp:docPr id="1" name="fig10" descr="Mensaje enviado correctamente." title="Mensaje enviado correctamente."/>
+                  <wp:docPr id="1" name="fig10" descr="Antes: la web con la paleta original de Pixela." title="Antes: la web con la paleta original de Pixela."/>
                   <wp:cNvGraphicFramePr>
                     <a:graphicFrameLocks xmlns:a="http://schemas.openxmlformats.org/drawingml/2006/main" noChangeAspect="1"/>
                   </wp:cNvGraphicFramePr>
@@ -2464,7 +2592,7 @@
                         <pic:spPr bwMode="auto">
                           <a:xfrm>
                             <a:off x="0" y="0"/>
-                            <a:ext cx="3695700" cy="3429000"/>
+                            <a:ext cx="5048250" cy="3429000"/>
                           </a:xfrm>
                           <a:prstGeom prst="rect">
                             <a:avLst/>
@@ -2501,7 +2629,7 @@
                 <w:sz w:val="17"/>
                 <w:szCs w:val="17"/>
               </w:rPr>
-              <w:t xml:space="preserve">Mensaje enviado correctamente.</w:t>
+              <w:t xml:space="preserve">Antes: la web con la paleta original de Pixela.</w:t>
             </w:r>
           </w:p>
         </w:tc>
@@ -2511,41 +2639,6 @@
       <w:pPr>
         <w:spacing w:after="160"/>
       </w:pPr>
-    </w:p>
-    <w:p>
-      <w:pPr>
-        <w:pStyle w:val="Heading2"/>
-        <w:pBdr>
-          <w:left w:val="single" w:color="6D28D9" w:sz="24" w:space="8"/>
-        </w:pBdr>
-        <w:ind w:left="180"/>
-      </w:pPr>
-      <w:r>
-        <w:rPr>
-          <w:rFonts w:ascii="Arial" w:cs="Arial" w:eastAsia="Arial" w:hAnsi="Arial"/>
-          <w:color w:val="6D28D9"/>
-        </w:rPr>
-        <w:t xml:space="preserve">2.6  </w:t>
-      </w:r>
-      <w:r>
-        <w:rPr>
-          <w:rFonts w:ascii="Arial" w:cs="Arial" w:eastAsia="Arial" w:hAnsi="Arial"/>
-        </w:rPr>
-        <w:t xml:space="preserve">Página 404 y errores</w:t>
-      </w:r>
-    </w:p>
-    <w:p>
-      <w:pPr>
-        <w:spacing w:after="160" w:line="310"/>
-        <w:jc w:val="both"/>
-      </w:pPr>
-      <w:r>
-        <w:rPr>
-          <w:rFonts w:ascii="Arial" w:cs="Arial" w:eastAsia="Arial" w:hAnsi="Arial"/>
-          <w:color w:val="26232F"/>
-        </w:rPr>
-        <w:t xml:space="preserve">Si alguien entra a una página que no existe o que no está publicada, la web muestra una página 404 con el mismo diseño. Si la base de datos no responde, se muestra una página de “volvemos pronto” en lugar de un error de PHP.</w:t>
-      </w:r>
     </w:p>
     <w:p>
       <w:pPr>
@@ -2601,7 +2694,7 @@
                 <wp:inline distT="0" distB="0" distL="0" distR="0">
                   <wp:extent cx="5048250" cy="3429000"/>
                   <wp:effectExtent t="0" r="0" b="0" l="0"/>
-                  <wp:docPr id="1" name="fig11" descr="Página 404 personalizada." title="Página 404 personalizada."/>
+                  <wp:docPr id="1" name="fig11" descr="En el panel se eligen los nuevos colores y se guardan." title="En el panel se eligen los nuevos colores y se guardan."/>
                   <wp:cNvGraphicFramePr>
                     <a:graphicFrameLocks xmlns:a="http://schemas.openxmlformats.org/drawingml/2006/main" noChangeAspect="1"/>
                   </wp:cNvGraphicFramePr>
@@ -2661,7 +2754,7 @@
                 <w:sz w:val="17"/>
                 <w:szCs w:val="17"/>
               </w:rPr>
-              <w:t xml:space="preserve">Página 404 personalizada.</w:t>
+              <w:t xml:space="preserve">En el panel se eligen los nuevos colores y se guardan.</w:t>
             </w:r>
           </w:p>
         </w:tc>
@@ -2671,74 +2764,6 @@
       <w:pPr>
         <w:spacing w:after="160"/>
       </w:pPr>
-    </w:p>
-    <w:p>
-      <w:pPr>
-        <w:pStyle w:val="Heading2"/>
-        <w:pBdr>
-          <w:left w:val="single" w:color="6D28D9" w:sz="24" w:space="8"/>
-        </w:pBdr>
-        <w:ind w:left="180"/>
-      </w:pPr>
-      <w:r>
-        <w:rPr>
-          <w:rFonts w:ascii="Arial" w:cs="Arial" w:eastAsia="Arial" w:hAnsi="Arial"/>
-          <w:color w:val="6D28D9"/>
-        </w:rPr>
-        <w:t xml:space="preserve">2.7  </w:t>
-      </w:r>
-      <w:r>
-        <w:rPr>
-          <w:rFonts w:ascii="Arial" w:cs="Arial" w:eastAsia="Arial" w:hAnsi="Arial"/>
-        </w:rPr>
-        <w:t xml:space="preserve">Control de calidad (QA) responsive</w:t>
-      </w:r>
-    </w:p>
-    <w:p>
-      <w:pPr>
-        <w:spacing w:after="160" w:line="310"/>
-        <w:jc w:val="both"/>
-      </w:pPr>
-      <w:r>
-        <w:rPr>
-          <w:rFonts w:ascii="Arial" w:cs="Arial" w:eastAsia="Arial" w:hAnsi="Arial"/>
-          <w:color w:val="26232F"/>
-        </w:rPr>
-        <w:t xml:space="preserve">La web pública es </w:t>
-      </w:r>
-      <w:r>
-        <w:rPr>
-          <w:rFonts w:ascii="Arial" w:cs="Arial" w:eastAsia="Arial" w:hAnsi="Arial"/>
-          <w:b/>
-          <w:bCs/>
-          <w:color w:val="26232F"/>
-        </w:rPr>
-        <w:t xml:space="preserve">mobile-first</w:t>
-      </w:r>
-      <w:r>
-        <w:rPr>
-          <w:rFonts w:ascii="Arial" w:cs="Arial" w:eastAsia="Arial" w:hAnsi="Arial"/>
-          <w:color w:val="26232F"/>
-        </w:rPr>
-        <w:t xml:space="preserve">, con los mismos breakpoints que el panel (640, 768 y 1024 px). En celular, el menú se convierte en un botón de hamburguesa con los submenús desplegables, las grillas pasan a una columna y los títulos se ajustan con </w:t>
-      </w:r>
-      <w:r>
-        <w:rPr>
-          <w:rFonts w:ascii="Consolas" w:cs="Consolas" w:eastAsia="Consolas" w:hAnsi="Consolas"/>
-          <w:color w:val="26232F"/>
-          <w:sz w:val="19"/>
-          <w:szCs w:val="19"/>
-          <w:shd w:fill="F3EEFF" w:val="clear"/>
-        </w:rPr>
-        <w:t xml:space="preserve">clamp()</w:t>
-      </w:r>
-      <w:r>
-        <w:rPr>
-          <w:rFonts w:ascii="Arial" w:cs="Arial" w:eastAsia="Arial" w:hAnsi="Arial"/>
-          <w:color w:val="26232F"/>
-        </w:rPr>
-        <w:t xml:space="preserve">. Probé todas las páginas en 5 anchos de pantalla y medí si había scroll horizontal:</w:t>
-      </w:r>
     </w:p>
     <w:p>
       <w:pPr>
@@ -2792,9 +2817,9 @@
             <w:r>
               <w:drawing>
                 <wp:inline distT="0" distB="0" distL="0" distR="0">
-                  <wp:extent cx="5143500" cy="3562350"/>
+                  <wp:extent cx="5048250" cy="3429000"/>
                   <wp:effectExtent t="0" r="0" b="0" l="0"/>
-                  <wp:docPr id="1" name="fig12" descr="Web pública en celular: inicio, menú desplegado y contacto." title="Web pública en celular: inicio, menú desplegado y contacto."/>
+                  <wp:docPr id="1" name="fig12" descr="Después: la web con los nuevos colores, sin modificar ningún archivo." title="Después: la web con los nuevos colores, sin modificar ningún archivo."/>
                   <wp:cNvGraphicFramePr>
                     <a:graphicFrameLocks xmlns:a="http://schemas.openxmlformats.org/drawingml/2006/main" noChangeAspect="1"/>
                   </wp:cNvGraphicFramePr>
@@ -2817,6 +2842,678 @@
                         <pic:spPr bwMode="auto">
                           <a:xfrm>
                             <a:off x="0" y="0"/>
+                            <a:ext cx="5048250" cy="3429000"/>
+                          </a:xfrm>
+                          <a:prstGeom prst="rect">
+                            <a:avLst/>
+                          </a:prstGeom>
+                        </pic:spPr>
+                      </pic:pic>
+                    </a:graphicData>
+                  </a:graphic>
+                </wp:inline>
+              </w:drawing>
+            </w:r>
+          </w:p>
+          <w:p>
+            <w:pPr>
+              <w:spacing w:after="0"/>
+              <w:jc w:val="center"/>
+            </w:pPr>
+            <w:r>
+              <w:rPr>
+                <w:rFonts w:ascii="Arial" w:cs="Arial" w:eastAsia="Arial" w:hAnsi="Arial"/>
+                <w:b/>
+                <w:bCs/>
+                <w:color w:val="6D28D9"/>
+                <w:spacing w:val="20"/>
+                <w:sz w:val="16"/>
+                <w:szCs w:val="16"/>
+              </w:rPr>
+              <w:t xml:space="preserve">FIGURA 12  </w:t>
+            </w:r>
+            <w:r>
+              <w:rPr>
+                <w:rFonts w:ascii="Arial" w:cs="Arial" w:eastAsia="Arial" w:hAnsi="Arial"/>
+                <w:color w:val="5B5870"/>
+                <w:sz w:val="17"/>
+                <w:szCs w:val="17"/>
+              </w:rPr>
+              <w:t xml:space="preserve">Después: la web con los nuevos colores, sin modificar ningún archivo.</w:t>
+            </w:r>
+          </w:p>
+        </w:tc>
+      </w:tr>
+    </w:tbl>
+    <w:p>
+      <w:pPr>
+        <w:spacing w:after="160"/>
+      </w:pPr>
+    </w:p>
+    <w:p>
+      <w:pPr>
+        <w:pStyle w:val="Heading2"/>
+        <w:pBdr>
+          <w:left w:val="single" w:color="6D28D9" w:sz="24" w:space="8"/>
+        </w:pBdr>
+        <w:ind w:left="180"/>
+      </w:pPr>
+      <w:r>
+        <w:rPr>
+          <w:rFonts w:ascii="Arial" w:cs="Arial" w:eastAsia="Arial" w:hAnsi="Arial"/>
+          <w:color w:val="6D28D9"/>
+        </w:rPr>
+        <w:t xml:space="preserve">2.7  </w:t>
+      </w:r>
+      <w:r>
+        <w:rPr>
+          <w:rFonts w:ascii="Arial" w:cs="Arial" w:eastAsia="Arial" w:hAnsi="Arial"/>
+        </w:rPr>
+        <w:t xml:space="preserve">Formulario de contacto</w:t>
+      </w:r>
+    </w:p>
+    <w:p>
+      <w:pPr>
+        <w:spacing w:after="160" w:line="310"/>
+        <w:jc w:val="both"/>
+      </w:pPr>
+      <w:r>
+        <w:rPr>
+          <w:rFonts w:ascii="Arial" w:cs="Arial" w:eastAsia="Arial" w:hAnsi="Arial"/>
+          <w:color w:val="26232F"/>
+        </w:rPr>
+        <w:t xml:space="preserve">La página de contacto tiene un formulario que envía los datos a </w:t>
+      </w:r>
+      <w:r>
+        <w:rPr>
+          <w:rFonts w:ascii="Consolas" w:cs="Consolas" w:eastAsia="Consolas" w:hAnsi="Consolas"/>
+          <w:color w:val="26232F"/>
+          <w:sz w:val="19"/>
+          <w:szCs w:val="19"/>
+          <w:shd w:fill="F3EEFF" w:val="clear"/>
+        </w:rPr>
+        <w:t xml:space="preserve">POST /contacto</w:t>
+      </w:r>
+      <w:r>
+        <w:rPr>
+          <w:rFonts w:ascii="Arial" w:cs="Arial" w:eastAsia="Arial" w:hAnsi="Arial"/>
+          <w:color w:val="26232F"/>
+        </w:rPr>
+        <w:t xml:space="preserve"> con </w:t>
+      </w:r>
+      <w:r>
+        <w:rPr>
+          <w:rFonts w:ascii="Consolas" w:cs="Consolas" w:eastAsia="Consolas" w:hAnsi="Consolas"/>
+          <w:color w:val="26232F"/>
+          <w:sz w:val="19"/>
+          <w:szCs w:val="19"/>
+          <w:shd w:fill="F3EEFF" w:val="clear"/>
+        </w:rPr>
+        <w:t xml:space="preserve">fetch</w:t>
+      </w:r>
+      <w:r>
+        <w:rPr>
+          <w:rFonts w:ascii="Arial" w:cs="Arial" w:eastAsia="Arial" w:hAnsi="Arial"/>
+          <w:color w:val="26232F"/>
+        </w:rPr>
+        <w:t xml:space="preserve">, sin recargar. Muestra los errores de validación junto al formulario y un mensaje de confirmación cuando se envía bien. El mensaje aparece en el panel, en la sección Mensajes. También hay un botón flotante de WhatsApp con el número configurado en el panel.</w:t>
+      </w:r>
+    </w:p>
+    <w:p>
+      <w:pPr>
+        <w:keepNext/>
+        <w:spacing w:after="0" w:before="100"/>
+      </w:pPr>
+    </w:p>
+    <w:tbl>
+      <w:tblPr>
+        <w:tblW w:type="dxa" w:w="9638"/>
+        <w:jc w:val="center"/>
+        <w:tblBorders>
+          <w:top w:val="single" w:color="auto" w:sz="4"/>
+          <w:left w:val="single" w:color="auto" w:sz="4"/>
+          <w:bottom w:val="single" w:color="auto" w:sz="4"/>
+          <w:right w:val="single" w:color="auto" w:sz="4"/>
+          <w:insideH w:val="single" w:color="auto" w:sz="4"/>
+          <w:insideV w:val="single" w:color="auto" w:sz="4"/>
+        </w:tblBorders>
+      </w:tblPr>
+      <w:tblGrid>
+        <w:gridCol w:w="9638"/>
+      </w:tblGrid>
+      <w:tr>
+        <w:trPr>
+          <w:cantSplit/>
+        </w:trPr>
+        <w:tc>
+          <w:tcPr>
+            <w:tcW w:type="dxa" w:w="9638"/>
+            <w:tcBorders>
+              <w:top w:val="single" w:color="DCD3F5" w:sz="4"/>
+              <w:left w:val="single" w:color="DCD3F5" w:sz="4"/>
+              <w:bottom w:val="single" w:color="DCD3F5" w:sz="4"/>
+              <w:right w:val="single" w:color="DCD3F5" w:sz="4"/>
+            </w:tcBorders>
+            <w:shd w:fill="FAF8FF" w:val="clear"/>
+            <w:tcMar>
+              <w:top w:type="dxa" w:w="140"/>
+              <w:left w:type="dxa" w:w="120"/>
+              <w:bottom w:type="dxa" w:w="120"/>
+              <w:right w:type="dxa" w:w="120"/>
+            </w:tcMar>
+          </w:tcPr>
+          <w:p>
+            <w:pPr>
+              <w:keepNext/>
+              <w:spacing w:after="100"/>
+              <w:jc w:val="center"/>
+            </w:pPr>
+            <w:r>
+              <w:drawing>
+                <wp:inline distT="0" distB="0" distL="0" distR="0">
+                  <wp:extent cx="3695700" cy="3429000"/>
+                  <wp:effectExtent t="0" r="0" b="0" l="0"/>
+                  <wp:docPr id="1" name="fig13" descr="Validación del formulario de contacto." title="Validación del formulario de contacto."/>
+                  <wp:cNvGraphicFramePr>
+                    <a:graphicFrameLocks xmlns:a="http://schemas.openxmlformats.org/drawingml/2006/main" noChangeAspect="1"/>
+                  </wp:cNvGraphicFramePr>
+                  <a:graphic xmlns:a="http://schemas.openxmlformats.org/drawingml/2006/main">
+                    <a:graphicData uri="http://schemas.openxmlformats.org/drawingml/2006/picture">
+                      <pic:pic xmlns:pic="http://schemas.openxmlformats.org/drawingml/2006/picture">
+                        <pic:nvPicPr>
+                          <pic:cNvPr id="0" name="" descr=""/>
+                          <pic:cNvPicPr>
+                            <a:picLocks noChangeAspect="1" noChangeArrowheads="1"/>
+                          </pic:cNvPicPr>
+                        </pic:nvPicPr>
+                        <pic:blipFill>
+                          <a:blip r:embed="rId22" cstate="none"/>
+                          <a:srcRect/>
+                          <a:stretch>
+                            <a:fillRect/>
+                          </a:stretch>
+                        </pic:blipFill>
+                        <pic:spPr bwMode="auto">
+                          <a:xfrm>
+                            <a:off x="0" y="0"/>
+                            <a:ext cx="3695700" cy="3429000"/>
+                          </a:xfrm>
+                          <a:prstGeom prst="rect">
+                            <a:avLst/>
+                          </a:prstGeom>
+                        </pic:spPr>
+                      </pic:pic>
+                    </a:graphicData>
+                  </a:graphic>
+                </wp:inline>
+              </w:drawing>
+            </w:r>
+          </w:p>
+          <w:p>
+            <w:pPr>
+              <w:spacing w:after="0"/>
+              <w:jc w:val="center"/>
+            </w:pPr>
+            <w:r>
+              <w:rPr>
+                <w:rFonts w:ascii="Arial" w:cs="Arial" w:eastAsia="Arial" w:hAnsi="Arial"/>
+                <w:b/>
+                <w:bCs/>
+                <w:color w:val="6D28D9"/>
+                <w:spacing w:val="20"/>
+                <w:sz w:val="16"/>
+                <w:szCs w:val="16"/>
+              </w:rPr>
+              <w:t xml:space="preserve">FIGURA 13  </w:t>
+            </w:r>
+            <w:r>
+              <w:rPr>
+                <w:rFonts w:ascii="Arial" w:cs="Arial" w:eastAsia="Arial" w:hAnsi="Arial"/>
+                <w:color w:val="5B5870"/>
+                <w:sz w:val="17"/>
+                <w:szCs w:val="17"/>
+              </w:rPr>
+              <w:t xml:space="preserve">Validación del formulario de contacto.</w:t>
+            </w:r>
+          </w:p>
+        </w:tc>
+      </w:tr>
+    </w:tbl>
+    <w:p>
+      <w:pPr>
+        <w:spacing w:after="160"/>
+      </w:pPr>
+    </w:p>
+    <w:p>
+      <w:pPr>
+        <w:keepNext/>
+        <w:spacing w:after="0" w:before="100"/>
+      </w:pPr>
+    </w:p>
+    <w:tbl>
+      <w:tblPr>
+        <w:tblW w:type="dxa" w:w="9638"/>
+        <w:jc w:val="center"/>
+        <w:tblBorders>
+          <w:top w:val="single" w:color="auto" w:sz="4"/>
+          <w:left w:val="single" w:color="auto" w:sz="4"/>
+          <w:bottom w:val="single" w:color="auto" w:sz="4"/>
+          <w:right w:val="single" w:color="auto" w:sz="4"/>
+          <w:insideH w:val="single" w:color="auto" w:sz="4"/>
+          <w:insideV w:val="single" w:color="auto" w:sz="4"/>
+        </w:tblBorders>
+      </w:tblPr>
+      <w:tblGrid>
+        <w:gridCol w:w="9638"/>
+      </w:tblGrid>
+      <w:tr>
+        <w:trPr>
+          <w:cantSplit/>
+        </w:trPr>
+        <w:tc>
+          <w:tcPr>
+            <w:tcW w:type="dxa" w:w="9638"/>
+            <w:tcBorders>
+              <w:top w:val="single" w:color="DCD3F5" w:sz="4"/>
+              <w:left w:val="single" w:color="DCD3F5" w:sz="4"/>
+              <w:bottom w:val="single" w:color="DCD3F5" w:sz="4"/>
+              <w:right w:val="single" w:color="DCD3F5" w:sz="4"/>
+            </w:tcBorders>
+            <w:shd w:fill="FAF8FF" w:val="clear"/>
+            <w:tcMar>
+              <w:top w:type="dxa" w:w="140"/>
+              <w:left w:type="dxa" w:w="120"/>
+              <w:bottom w:type="dxa" w:w="120"/>
+              <w:right w:type="dxa" w:w="120"/>
+            </w:tcMar>
+          </w:tcPr>
+          <w:p>
+            <w:pPr>
+              <w:keepNext/>
+              <w:spacing w:after="100"/>
+              <w:jc w:val="center"/>
+            </w:pPr>
+            <w:r>
+              <w:drawing>
+                <wp:inline distT="0" distB="0" distL="0" distR="0">
+                  <wp:extent cx="3695700" cy="3429000"/>
+                  <wp:effectExtent t="0" r="0" b="0" l="0"/>
+                  <wp:docPr id="1" name="fig14" descr="Mensaje enviado correctamente." title="Mensaje enviado correctamente."/>
+                  <wp:cNvGraphicFramePr>
+                    <a:graphicFrameLocks xmlns:a="http://schemas.openxmlformats.org/drawingml/2006/main" noChangeAspect="1"/>
+                  </wp:cNvGraphicFramePr>
+                  <a:graphic xmlns:a="http://schemas.openxmlformats.org/drawingml/2006/main">
+                    <a:graphicData uri="http://schemas.openxmlformats.org/drawingml/2006/picture">
+                      <pic:pic xmlns:pic="http://schemas.openxmlformats.org/drawingml/2006/picture">
+                        <pic:nvPicPr>
+                          <pic:cNvPr id="0" name="" descr=""/>
+                          <pic:cNvPicPr>
+                            <a:picLocks noChangeAspect="1" noChangeArrowheads="1"/>
+                          </pic:cNvPicPr>
+                        </pic:nvPicPr>
+                        <pic:blipFill>
+                          <a:blip r:embed="rId23" cstate="none"/>
+                          <a:srcRect/>
+                          <a:stretch>
+                            <a:fillRect/>
+                          </a:stretch>
+                        </pic:blipFill>
+                        <pic:spPr bwMode="auto">
+                          <a:xfrm>
+                            <a:off x="0" y="0"/>
+                            <a:ext cx="3695700" cy="3429000"/>
+                          </a:xfrm>
+                          <a:prstGeom prst="rect">
+                            <a:avLst/>
+                          </a:prstGeom>
+                        </pic:spPr>
+                      </pic:pic>
+                    </a:graphicData>
+                  </a:graphic>
+                </wp:inline>
+              </w:drawing>
+            </w:r>
+          </w:p>
+          <w:p>
+            <w:pPr>
+              <w:spacing w:after="0"/>
+              <w:jc w:val="center"/>
+            </w:pPr>
+            <w:r>
+              <w:rPr>
+                <w:rFonts w:ascii="Arial" w:cs="Arial" w:eastAsia="Arial" w:hAnsi="Arial"/>
+                <w:b/>
+                <w:bCs/>
+                <w:color w:val="6D28D9"/>
+                <w:spacing w:val="20"/>
+                <w:sz w:val="16"/>
+                <w:szCs w:val="16"/>
+              </w:rPr>
+              <w:t xml:space="preserve">FIGURA 14  </w:t>
+            </w:r>
+            <w:r>
+              <w:rPr>
+                <w:rFonts w:ascii="Arial" w:cs="Arial" w:eastAsia="Arial" w:hAnsi="Arial"/>
+                <w:color w:val="5B5870"/>
+                <w:sz w:val="17"/>
+                <w:szCs w:val="17"/>
+              </w:rPr>
+              <w:t xml:space="preserve">Mensaje enviado correctamente.</w:t>
+            </w:r>
+          </w:p>
+        </w:tc>
+      </w:tr>
+    </w:tbl>
+    <w:p>
+      <w:pPr>
+        <w:spacing w:after="160"/>
+      </w:pPr>
+    </w:p>
+    <w:p>
+      <w:pPr>
+        <w:pStyle w:val="Heading2"/>
+        <w:pBdr>
+          <w:left w:val="single" w:color="6D28D9" w:sz="24" w:space="8"/>
+        </w:pBdr>
+        <w:ind w:left="180"/>
+      </w:pPr>
+      <w:r>
+        <w:rPr>
+          <w:rFonts w:ascii="Arial" w:cs="Arial" w:eastAsia="Arial" w:hAnsi="Arial"/>
+          <w:color w:val="6D28D9"/>
+        </w:rPr>
+        <w:t xml:space="preserve">2.8  </w:t>
+      </w:r>
+      <w:r>
+        <w:rPr>
+          <w:rFonts w:ascii="Arial" w:cs="Arial" w:eastAsia="Arial" w:hAnsi="Arial"/>
+        </w:rPr>
+        <w:t xml:space="preserve">Página 404 y errores</w:t>
+      </w:r>
+    </w:p>
+    <w:p>
+      <w:pPr>
+        <w:spacing w:after="160" w:line="310"/>
+        <w:jc w:val="both"/>
+      </w:pPr>
+      <w:r>
+        <w:rPr>
+          <w:rFonts w:ascii="Arial" w:cs="Arial" w:eastAsia="Arial" w:hAnsi="Arial"/>
+          <w:color w:val="26232F"/>
+        </w:rPr>
+        <w:t xml:space="preserve">Si alguien entra a una página que no existe o que no está publicada, la web muestra una página 404 con el mismo diseño. Si la base de datos no responde, se muestra una página de “volvemos pronto” en lugar de un error de PHP.</w:t>
+      </w:r>
+    </w:p>
+    <w:p>
+      <w:pPr>
+        <w:keepNext/>
+        <w:spacing w:after="0" w:before="100"/>
+      </w:pPr>
+    </w:p>
+    <w:tbl>
+      <w:tblPr>
+        <w:tblW w:type="dxa" w:w="9638"/>
+        <w:jc w:val="center"/>
+        <w:tblBorders>
+          <w:top w:val="single" w:color="auto" w:sz="4"/>
+          <w:left w:val="single" w:color="auto" w:sz="4"/>
+          <w:bottom w:val="single" w:color="auto" w:sz="4"/>
+          <w:right w:val="single" w:color="auto" w:sz="4"/>
+          <w:insideH w:val="single" w:color="auto" w:sz="4"/>
+          <w:insideV w:val="single" w:color="auto" w:sz="4"/>
+        </w:tblBorders>
+      </w:tblPr>
+      <w:tblGrid>
+        <w:gridCol w:w="9638"/>
+      </w:tblGrid>
+      <w:tr>
+        <w:trPr>
+          <w:cantSplit/>
+        </w:trPr>
+        <w:tc>
+          <w:tcPr>
+            <w:tcW w:type="dxa" w:w="9638"/>
+            <w:tcBorders>
+              <w:top w:val="single" w:color="DCD3F5" w:sz="4"/>
+              <w:left w:val="single" w:color="DCD3F5" w:sz="4"/>
+              <w:bottom w:val="single" w:color="DCD3F5" w:sz="4"/>
+              <w:right w:val="single" w:color="DCD3F5" w:sz="4"/>
+            </w:tcBorders>
+            <w:shd w:fill="FAF8FF" w:val="clear"/>
+            <w:tcMar>
+              <w:top w:type="dxa" w:w="140"/>
+              <w:left w:type="dxa" w:w="120"/>
+              <w:bottom w:type="dxa" w:w="120"/>
+              <w:right w:type="dxa" w:w="120"/>
+            </w:tcMar>
+          </w:tcPr>
+          <w:p>
+            <w:pPr>
+              <w:keepNext/>
+              <w:spacing w:after="100"/>
+              <w:jc w:val="center"/>
+            </w:pPr>
+            <w:r>
+              <w:drawing>
+                <wp:inline distT="0" distB="0" distL="0" distR="0">
+                  <wp:extent cx="5048250" cy="3429000"/>
+                  <wp:effectExtent t="0" r="0" b="0" l="0"/>
+                  <wp:docPr id="1" name="fig15" descr="Página 404 personalizada." title="Página 404 personalizada."/>
+                  <wp:cNvGraphicFramePr>
+                    <a:graphicFrameLocks xmlns:a="http://schemas.openxmlformats.org/drawingml/2006/main" noChangeAspect="1"/>
+                  </wp:cNvGraphicFramePr>
+                  <a:graphic xmlns:a="http://schemas.openxmlformats.org/drawingml/2006/main">
+                    <a:graphicData uri="http://schemas.openxmlformats.org/drawingml/2006/picture">
+                      <pic:pic xmlns:pic="http://schemas.openxmlformats.org/drawingml/2006/picture">
+                        <pic:nvPicPr>
+                          <pic:cNvPr id="0" name="" descr=""/>
+                          <pic:cNvPicPr>
+                            <a:picLocks noChangeAspect="1" noChangeArrowheads="1"/>
+                          </pic:cNvPicPr>
+                        </pic:nvPicPr>
+                        <pic:blipFill>
+                          <a:blip r:embed="rId24" cstate="none"/>
+                          <a:srcRect/>
+                          <a:stretch>
+                            <a:fillRect/>
+                          </a:stretch>
+                        </pic:blipFill>
+                        <pic:spPr bwMode="auto">
+                          <a:xfrm>
+                            <a:off x="0" y="0"/>
+                            <a:ext cx="5048250" cy="3429000"/>
+                          </a:xfrm>
+                          <a:prstGeom prst="rect">
+                            <a:avLst/>
+                          </a:prstGeom>
+                        </pic:spPr>
+                      </pic:pic>
+                    </a:graphicData>
+                  </a:graphic>
+                </wp:inline>
+              </w:drawing>
+            </w:r>
+          </w:p>
+          <w:p>
+            <w:pPr>
+              <w:spacing w:after="0"/>
+              <w:jc w:val="center"/>
+            </w:pPr>
+            <w:r>
+              <w:rPr>
+                <w:rFonts w:ascii="Arial" w:cs="Arial" w:eastAsia="Arial" w:hAnsi="Arial"/>
+                <w:b/>
+                <w:bCs/>
+                <w:color w:val="6D28D9"/>
+                <w:spacing w:val="20"/>
+                <w:sz w:val="16"/>
+                <w:szCs w:val="16"/>
+              </w:rPr>
+              <w:t xml:space="preserve">FIGURA 15  </w:t>
+            </w:r>
+            <w:r>
+              <w:rPr>
+                <w:rFonts w:ascii="Arial" w:cs="Arial" w:eastAsia="Arial" w:hAnsi="Arial"/>
+                <w:color w:val="5B5870"/>
+                <w:sz w:val="17"/>
+                <w:szCs w:val="17"/>
+              </w:rPr>
+              <w:t xml:space="preserve">Página 404 personalizada.</w:t>
+            </w:r>
+          </w:p>
+        </w:tc>
+      </w:tr>
+    </w:tbl>
+    <w:p>
+      <w:pPr>
+        <w:spacing w:after="160"/>
+      </w:pPr>
+    </w:p>
+    <w:p>
+      <w:pPr>
+        <w:pStyle w:val="Heading2"/>
+        <w:pBdr>
+          <w:left w:val="single" w:color="6D28D9" w:sz="24" w:space="8"/>
+        </w:pBdr>
+        <w:ind w:left="180"/>
+      </w:pPr>
+      <w:r>
+        <w:rPr>
+          <w:rFonts w:ascii="Arial" w:cs="Arial" w:eastAsia="Arial" w:hAnsi="Arial"/>
+          <w:color w:val="6D28D9"/>
+        </w:rPr>
+        <w:t xml:space="preserve">2.9  </w:t>
+      </w:r>
+      <w:r>
+        <w:rPr>
+          <w:rFonts w:ascii="Arial" w:cs="Arial" w:eastAsia="Arial" w:hAnsi="Arial"/>
+        </w:rPr>
+        <w:t xml:space="preserve">Control de calidad (QA) responsive</w:t>
+      </w:r>
+    </w:p>
+    <w:p>
+      <w:pPr>
+        <w:spacing w:after="160" w:line="310"/>
+        <w:jc w:val="both"/>
+      </w:pPr>
+      <w:r>
+        <w:rPr>
+          <w:rFonts w:ascii="Arial" w:cs="Arial" w:eastAsia="Arial" w:hAnsi="Arial"/>
+          <w:color w:val="26232F"/>
+        </w:rPr>
+        <w:t xml:space="preserve">La web pública es </w:t>
+      </w:r>
+      <w:r>
+        <w:rPr>
+          <w:rFonts w:ascii="Arial" w:cs="Arial" w:eastAsia="Arial" w:hAnsi="Arial"/>
+          <w:b/>
+          <w:bCs/>
+          <w:color w:val="26232F"/>
+        </w:rPr>
+        <w:t xml:space="preserve">mobile-first</w:t>
+      </w:r>
+      <w:r>
+        <w:rPr>
+          <w:rFonts w:ascii="Arial" w:cs="Arial" w:eastAsia="Arial" w:hAnsi="Arial"/>
+          <w:color w:val="26232F"/>
+        </w:rPr>
+        <w:t xml:space="preserve">, con los mismos breakpoints que el panel (640, 768 y 1024 px). En celular, el menú se convierte en un botón de hamburguesa con los submenús desplegables, las grillas pasan a una columna y los títulos se ajustan con </w:t>
+      </w:r>
+      <w:r>
+        <w:rPr>
+          <w:rFonts w:ascii="Consolas" w:cs="Consolas" w:eastAsia="Consolas" w:hAnsi="Consolas"/>
+          <w:color w:val="26232F"/>
+          <w:sz w:val="19"/>
+          <w:szCs w:val="19"/>
+          <w:shd w:fill="F3EEFF" w:val="clear"/>
+        </w:rPr>
+        <w:t xml:space="preserve">clamp()</w:t>
+      </w:r>
+      <w:r>
+        <w:rPr>
+          <w:rFonts w:ascii="Arial" w:cs="Arial" w:eastAsia="Arial" w:hAnsi="Arial"/>
+          <w:color w:val="26232F"/>
+        </w:rPr>
+        <w:t xml:space="preserve">. Probé todas las páginas, incluidas las 8 demos de plantillas, en 5 anchos de pantalla y medí si había scroll horizontal:</w:t>
+      </w:r>
+    </w:p>
+    <w:p>
+      <w:pPr>
+        <w:keepNext/>
+        <w:spacing w:after="0" w:before="100"/>
+      </w:pPr>
+    </w:p>
+    <w:tbl>
+      <w:tblPr>
+        <w:tblW w:type="dxa" w:w="9638"/>
+        <w:jc w:val="center"/>
+        <w:tblBorders>
+          <w:top w:val="single" w:color="auto" w:sz="4"/>
+          <w:left w:val="single" w:color="auto" w:sz="4"/>
+          <w:bottom w:val="single" w:color="auto" w:sz="4"/>
+          <w:right w:val="single" w:color="auto" w:sz="4"/>
+          <w:insideH w:val="single" w:color="auto" w:sz="4"/>
+          <w:insideV w:val="single" w:color="auto" w:sz="4"/>
+        </w:tblBorders>
+      </w:tblPr>
+      <w:tblGrid>
+        <w:gridCol w:w="9638"/>
+      </w:tblGrid>
+      <w:tr>
+        <w:trPr>
+          <w:cantSplit/>
+        </w:trPr>
+        <w:tc>
+          <w:tcPr>
+            <w:tcW w:type="dxa" w:w="9638"/>
+            <w:tcBorders>
+              <w:top w:val="single" w:color="DCD3F5" w:sz="4"/>
+              <w:left w:val="single" w:color="DCD3F5" w:sz="4"/>
+              <w:bottom w:val="single" w:color="DCD3F5" w:sz="4"/>
+              <w:right w:val="single" w:color="DCD3F5" w:sz="4"/>
+            </w:tcBorders>
+            <w:shd w:fill="FAF8FF" w:val="clear"/>
+            <w:tcMar>
+              <w:top w:type="dxa" w:w="140"/>
+              <w:left w:type="dxa" w:w="120"/>
+              <w:bottom w:type="dxa" w:w="120"/>
+              <w:right w:type="dxa" w:w="120"/>
+            </w:tcMar>
+          </w:tcPr>
+          <w:p>
+            <w:pPr>
+              <w:keepNext/>
+              <w:spacing w:after="100"/>
+              <w:jc w:val="center"/>
+            </w:pPr>
+            <w:r>
+              <w:drawing>
+                <wp:inline distT="0" distB="0" distL="0" distR="0">
+                  <wp:extent cx="5143500" cy="3562350"/>
+                  <wp:effectExtent t="0" r="0" b="0" l="0"/>
+                  <wp:docPr id="1" name="fig16" descr="Web pública en celular: inicio, menú desplegado y contacto." title="Web pública en celular: inicio, menú desplegado y contacto."/>
+                  <wp:cNvGraphicFramePr>
+                    <a:graphicFrameLocks xmlns:a="http://schemas.openxmlformats.org/drawingml/2006/main" noChangeAspect="1"/>
+                  </wp:cNvGraphicFramePr>
+                  <a:graphic xmlns:a="http://schemas.openxmlformats.org/drawingml/2006/main">
+                    <a:graphicData uri="http://schemas.openxmlformats.org/drawingml/2006/picture">
+                      <pic:pic xmlns:pic="http://schemas.openxmlformats.org/drawingml/2006/picture">
+                        <pic:nvPicPr>
+                          <pic:cNvPr id="0" name="" descr=""/>
+                          <pic:cNvPicPr>
+                            <a:picLocks noChangeAspect="1" noChangeArrowheads="1"/>
+                          </pic:cNvPicPr>
+                        </pic:nvPicPr>
+                        <pic:blipFill>
+                          <a:blip r:embed="rId25" cstate="none"/>
+                          <a:srcRect/>
+                          <a:stretch>
+                            <a:fillRect/>
+                          </a:stretch>
+                        </pic:blipFill>
+                        <pic:spPr bwMode="auto">
+                          <a:xfrm>
+                            <a:off x="0" y="0"/>
                             <a:ext cx="5143500" cy="3562350"/>
                           </a:xfrm>
                           <a:prstGeom prst="rect">
@@ -2845,7 +3542,7 @@
                 <w:sz w:val="16"/>
                 <w:szCs w:val="16"/>
               </w:rPr>
-              <w:t xml:space="preserve">FIGURA 12  </w:t>
+              <w:t xml:space="preserve">FIGURA 16  </w:t>
             </w:r>
             <w:r>
               <w:rPr>
@@ -3722,7 +4419,7 @@
           <w:rFonts w:ascii="Arial" w:cs="Arial" w:eastAsia="Arial" w:hAnsi="Arial"/>
           <w:color w:val="6D28D9"/>
         </w:rPr>
-        <w:t xml:space="preserve">2.8  </w:t>
+        <w:t xml:space="preserve">2.10  </w:t>
       </w:r>
       <w:r>
         <w:rPr>
@@ -3758,7 +4455,23 @@
           <w:rFonts w:ascii="Arial" w:cs="Arial" w:eastAsia="Arial" w:hAnsi="Arial"/>
           <w:color w:val="26232F"/>
         </w:rPr>
-        <w:t xml:space="preserve"> con la instalación en 3 pasos, la tabla de equivalencias de tecnologías, la estructura del proyecto, cómo funciona la administrabilidad, todos los endpoints y las medidas de seguridad. En la carpeta </w:t>
+        <w:t xml:space="preserve"> con la instalación paso a paso y una tabla de problemas frecuentes, una </w:t>
+      </w:r>
+      <w:r>
+        <w:rPr>
+          <w:rFonts w:ascii="Arial" w:cs="Arial" w:eastAsia="Arial" w:hAnsi="Arial"/>
+          <w:b/>
+          <w:bCs/>
+          <w:color w:val="26232F"/>
+        </w:rPr>
+        <w:t xml:space="preserve">guía de uso del panel</w:t>
+      </w:r>
+      <w:r>
+        <w:rPr>
+          <w:rFonts w:ascii="Arial" w:cs="Arial" w:eastAsia="Arial" w:hAnsi="Arial"/>
+          <w:color w:val="26232F"/>
+        </w:rPr>
+        <w:t xml:space="preserve"> (qué hace cada sección y cada botón, y en qué partes de la web se usa cada uno de los 5 colores), la tabla de equivalencias de tecnologías, la estructura del proyecto, cómo funciona la administrabilidad, todos los endpoints y las medidas de seguridad. En la carpeta </w:t>
       </w:r>
       <w:r>
         <w:rPr>
@@ -4246,7 +4959,7 @@
                 <w:sz w:val="19"/>
                 <w:szCs w:val="19"/>
               </w:rPr>
-              <w:t xml:space="preserve">Las imágenes grandes tardaban en cargar en celular.</w:t>
+              <w:t xml:space="preserve">Al agregar el botón “Ver demo”, la etiqueta del rubro de cada tarjeta se estiraba a todo el ancho.</w:t>
             </w:r>
           </w:p>
         </w:tc>
@@ -4260,6 +4973,94 @@
               <w:right w:val="none" w:color="FFFFFF" w:sz="0"/>
             </w:tcBorders>
             <w:shd w:fill="FAF8FF" w:val="clear"/>
+            <w:tcMar>
+              <w:top w:type="dxa" w:w="90"/>
+              <w:left w:type="dxa" w:w="140"/>
+              <w:bottom w:type="dxa" w:w="90"/>
+              <w:right w:type="dxa" w:w="140"/>
+            </w:tcMar>
+          </w:tcPr>
+          <w:p>
+            <w:pPr>
+              <w:spacing w:after="0" w:line="270"/>
+            </w:pPr>
+            <w:r>
+              <w:rPr>
+                <w:rFonts w:ascii="Arial" w:cs="Arial" w:eastAsia="Arial" w:hAnsi="Arial"/>
+                <w:color w:val="26232F"/>
+                <w:sz w:val="19"/>
+                <w:szCs w:val="19"/>
+              </w:rPr>
+              <w:t xml:space="preserve">Le puse </w:t>
+            </w:r>
+            <w:r>
+              <w:rPr>
+                <w:rFonts w:ascii="Consolas" w:cs="Consolas" w:eastAsia="Consolas" w:hAnsi="Consolas"/>
+                <w:color w:val="26232F"/>
+                <w:sz w:val="19"/>
+                <w:szCs w:val="19"/>
+                <w:shd w:fill="F3EEFF" w:val="clear"/>
+              </w:rPr>
+              <w:t xml:space="preserve">align-self: flex-start</w:t>
+            </w:r>
+            <w:r>
+              <w:rPr>
+                <w:rFonts w:ascii="Arial" w:cs="Arial" w:eastAsia="Arial" w:hAnsi="Arial"/>
+                <w:color w:val="26232F"/>
+                <w:sz w:val="19"/>
+                <w:szCs w:val="19"/>
+              </w:rPr>
+              <w:t xml:space="preserve"> para que vuelva a su tamaño de etiqueta.</w:t>
+            </w:r>
+          </w:p>
+        </w:tc>
+      </w:tr>
+      <w:tr>
+        <w:trPr>
+          <w:cantSplit/>
+        </w:trPr>
+        <w:tc>
+          <w:tcPr>
+            <w:tcW w:type="dxa" w:w="4300"/>
+            <w:tcBorders>
+              <w:top w:val="none" w:color="FFFFFF" w:sz="0"/>
+              <w:left w:val="none" w:color="FFFFFF" w:sz="0"/>
+              <w:bottom w:val="single" w:color="DCD3F5" w:sz="4"/>
+              <w:right w:val="none" w:color="FFFFFF" w:sz="0"/>
+            </w:tcBorders>
+            <w:shd w:fill="FFFFFF" w:val="clear"/>
+            <w:tcMar>
+              <w:top w:type="dxa" w:w="90"/>
+              <w:left w:type="dxa" w:w="140"/>
+              <w:bottom w:type="dxa" w:w="90"/>
+              <w:right w:type="dxa" w:w="140"/>
+            </w:tcMar>
+          </w:tcPr>
+          <w:p>
+            <w:pPr>
+              <w:spacing w:after="0" w:line="270"/>
+            </w:pPr>
+            <w:r>
+              <w:rPr>
+                <w:rFonts w:ascii="Arial" w:cs="Arial" w:eastAsia="Arial" w:hAnsi="Arial"/>
+                <w:color w:val="26232F"/>
+                <w:sz w:val="19"/>
+                <w:szCs w:val="19"/>
+              </w:rPr>
+              <w:t xml:space="preserve">Las imágenes grandes tardaban en cargar en celular.</w:t>
+            </w:r>
+          </w:p>
+        </w:tc>
+        <w:tc>
+          <w:tcPr>
+            <w:tcW w:type="dxa" w:w="5338"/>
+            <w:tcBorders>
+              <w:top w:val="none" w:color="FFFFFF" w:sz="0"/>
+              <w:left w:val="none" w:color="FFFFFF" w:sz="0"/>
+              <w:bottom w:val="single" w:color="DCD3F5" w:sz="4"/>
+              <w:right w:val="none" w:color="FFFFFF" w:sz="0"/>
+            </w:tcBorders>
+            <w:shd w:fill="FFFFFF" w:val="clear"/>
             <w:tcMar>
               <w:top w:type="dxa" w:w="90"/>
               <w:left w:type="dxa" w:w="140"/>
@@ -4835,6 +5636,23 @@
           <w:color w:val="26232F"/>
         </w:rPr>
         <w:t xml:space="preserve">El QA con mediciones reales me ayudó a encontrar un desborde que a simple vista no se notaba.</w:t>
+      </w:r>
+    </w:p>
+    <w:p>
+      <w:pPr>
+        <w:pStyle w:val="ListParagraph"/>
+        <w:numPr>
+          <w:ilvl w:val="0"/>
+          <w:numId w:val="2"/>
+        </w:numPr>
+        <w:spacing w:after="90" w:line="300"/>
+      </w:pPr>
+      <w:r>
+        <w:rPr>
+          <w:rFonts w:ascii="Arial" w:cs="Arial" w:eastAsia="Arial" w:hAnsi="Arial"/>
+          <w:color w:val="26232F"/>
+        </w:rPr>
+        <w:t xml:space="preserve">Las plantillas con demo y las imágenes de ejemplo hacen que el sistema se vea como un producto terminado desde que se instala.</w:t>
       </w:r>
     </w:p>
     <w:p>

--- a/docs/informes/Informe_Semana_4_Vitrina_y_Cierre.docx
+++ b/docs/informes/Informe_Semana_4_Vitrina_y_Cierre.docx
@@ -323,7 +323,7 @@
                 <w:sz w:val="22"/>
                 <w:szCs w:val="22"/>
               </w:rPr>
-              <w:t xml:space="preserve">Mizuno</w:t>
+              <w:t xml:space="preserve">Moises Palomino Sanchez</w:t>
             </w:r>
           </w:p>
         </w:tc>
@@ -384,7 +384,7 @@
                 <w:sz w:val="22"/>
                 <w:szCs w:val="22"/>
               </w:rPr>
-              <w:t xml:space="preserve"/>
+              <w:t xml:space="preserve">David Arturo Malpartida Calixto</w:t>
             </w:r>
           </w:p>
         </w:tc>
@@ -665,7 +665,7 @@
                 <w:rFonts w:ascii="Arial" w:cs="Arial" w:eastAsia="Arial" w:hAnsi="Arial"/>
                 <w:color w:val="26232F"/>
               </w:rPr>
-              <w:t xml:space="preserve">En la última semana construí la web pública de Pixela, la “vitrina” que ven los clientes. Debía leer los colores HEX de la base de datos e inyectarlos como variables CSS, armar cada página con sus bloques de forma adaptativa y pasar un control de calidad responsive. También cerré el proyecto con la documentación final.</w:t>
+              <w:t xml:space="preserve">La última semana fue para la web pública de Pixela, la “vitrina” que ven los clientes. Tenía que leer los colores de la base de datos y aplicarlos como variables CSS, armar cada página con sus bloques, verse bien en cualquier pantalla y pasar una revisión de calidad. Al final cerré el proyecto con la documentación.</w:t>
             </w:r>
           </w:p>
         </w:tc>
@@ -727,7 +727,7 @@
           <w:rFonts w:ascii="Arial" w:cs="Arial" w:eastAsia="Arial" w:hAnsi="Arial"/>
           <w:color w:val="26232F"/>
         </w:rPr>
-        <w:t xml:space="preserve">La web se arma en el servidor en cada visita (equivalente a los componentes de servidor de Next.js): </w:t>
+        <w:t xml:space="preserve">La web se arma en el servidor cada vez que alguien la visita, que es la misma idea de los componentes de servidor de Next.js. </w:t>
       </w:r>
       <w:r>
         <w:rPr>
@@ -744,7 +744,7 @@
           <w:rFonts w:ascii="Arial" w:cs="Arial" w:eastAsia="Arial" w:hAnsi="Arial"/>
           <w:color w:val="26232F"/>
         </w:rPr>
-        <w:t xml:space="preserve"> lee la configuración, el menú y la página, y la plantilla escribe los colores de </w:t>
+        <w:t xml:space="preserve"> lee la configuración, el menú y la página que se pidió, y la plantilla escribe los colores de </w:t>
       </w:r>
       <w:r>
         <w:rPr>
@@ -761,7 +761,7 @@
           <w:rFonts w:ascii="Arial" w:cs="Arial" w:eastAsia="Arial" w:hAnsi="Arial"/>
           <w:color w:val="26232F"/>
         </w:rPr>
-        <w:t xml:space="preserve"> dentro de </w:t>
+        <w:t xml:space="preserve"> dentro del </w:t>
       </w:r>
       <w:r>
         <w:rPr>
@@ -933,7 +933,7 @@
           <w:rFonts w:ascii="Arial" w:cs="Arial" w:eastAsia="Arial" w:hAnsi="Arial"/>
           <w:color w:val="26232F"/>
         </w:rPr>
-        <w:t xml:space="preserve">En el CSS de la web </w:t>
+        <w:t xml:space="preserve">Lo importante es que en el CSS de la web </w:t>
       </w:r>
       <w:r>
         <w:rPr>
@@ -942,7 +942,7 @@
           <w:bCs/>
           <w:color w:val="26232F"/>
         </w:rPr>
-        <w:t xml:space="preserve">no hay ningún color de marca escrito a mano</w:t>
+        <w:t xml:space="preserve">no escribí ningún color de la marca a mano</w:t>
       </w:r>
       <w:r>
         <w:rPr>
@@ -983,7 +983,7 @@
           <w:rFonts w:ascii="Arial" w:cs="Arial" w:eastAsia="Arial" w:hAnsi="Arial"/>
           <w:color w:val="26232F"/>
         </w:rPr>
-        <w:t xml:space="preserve">, etc. Incluso los tonos pastel de las tarjetas se calculan a partir de los colores de la base de datos con </w:t>
+        <w:t xml:space="preserve">, etc. Hasta los tonos pastel de las tarjetas se sacan de los colores de la base de datos con </w:t>
       </w:r>
       <w:r>
         <w:rPr>
@@ -1000,7 +1000,7 @@
           <w:rFonts w:ascii="Arial" w:cs="Arial" w:eastAsia="Arial" w:hAnsi="Arial"/>
           <w:color w:val="26232F"/>
         </w:rPr>
-        <w:t xml:space="preserve">. Por eso, si el admin cambia un color, cambia toda la web.</w:t>
+        <w:t xml:space="preserve">. Por eso, si el administrador cambia un color, cambia toda la web.</w:t>
       </w:r>
     </w:p>
     <w:p>
@@ -1052,7 +1052,58 @@
           <w:rFonts w:ascii="Arial" w:cs="Arial" w:eastAsia="Arial" w:hAnsi="Arial"/>
           <w:color w:val="26232F"/>
         </w:rPr>
-        <w:t xml:space="preserve"> (hero.php, servicios.php, planes.php, etc.). La plantilla recorre los bloques visibles de la página en orden y carga el archivo de cada uno con su contenido JSON. Si el admin agrega, quita o reordena bloques, la página cambia sola. Todo el texto que viene de la base de datos se escapa antes de mostrarse para evitar XSS.</w:t>
+        <w:t xml:space="preserve"> (por ejemplo </w:t>
+      </w:r>
+      <w:r>
+        <w:rPr>
+          <w:rFonts w:ascii="Consolas" w:cs="Consolas" w:eastAsia="Consolas" w:hAnsi="Consolas"/>
+          <w:color w:val="26232F"/>
+          <w:sz w:val="19"/>
+          <w:szCs w:val="19"/>
+          <w:shd w:fill="F3EEFF" w:val="clear"/>
+        </w:rPr>
+        <w:t xml:space="preserve">hero.php</w:t>
+      </w:r>
+      <w:r>
+        <w:rPr>
+          <w:rFonts w:ascii="Arial" w:cs="Arial" w:eastAsia="Arial" w:hAnsi="Arial"/>
+          <w:color w:val="26232F"/>
+        </w:rPr>
+        <w:t xml:space="preserve">, </w:t>
+      </w:r>
+      <w:r>
+        <w:rPr>
+          <w:rFonts w:ascii="Consolas" w:cs="Consolas" w:eastAsia="Consolas" w:hAnsi="Consolas"/>
+          <w:color w:val="26232F"/>
+          <w:sz w:val="19"/>
+          <w:szCs w:val="19"/>
+          <w:shd w:fill="F3EEFF" w:val="clear"/>
+        </w:rPr>
+        <w:t xml:space="preserve">servicios.php</w:t>
+      </w:r>
+      <w:r>
+        <w:rPr>
+          <w:rFonts w:ascii="Arial" w:cs="Arial" w:eastAsia="Arial" w:hAnsi="Arial"/>
+          <w:color w:val="26232F"/>
+        </w:rPr>
+        <w:t xml:space="preserve"> o </w:t>
+      </w:r>
+      <w:r>
+        <w:rPr>
+          <w:rFonts w:ascii="Consolas" w:cs="Consolas" w:eastAsia="Consolas" w:hAnsi="Consolas"/>
+          <w:color w:val="26232F"/>
+          <w:sz w:val="19"/>
+          <w:szCs w:val="19"/>
+          <w:shd w:fill="F3EEFF" w:val="clear"/>
+        </w:rPr>
+        <w:t xml:space="preserve">planes.php</w:t>
+      </w:r>
+      <w:r>
+        <w:rPr>
+          <w:rFonts w:ascii="Arial" w:cs="Arial" w:eastAsia="Arial" w:hAnsi="Arial"/>
+          <w:color w:val="26232F"/>
+        </w:rPr>
+        <w:t xml:space="preserve">). La plantilla recorre los bloques visibles de la página, en orden, y carga el archivo que le toca a cada uno con su contenido. Si el administrador agrega, quita o mueve bloques, la página cambia sola. Todo el texto que sale de la base de datos se escapa antes de mostrarse, para evitar que alguien meta código (XSS).</w:t>
       </w:r>
     </w:p>
     <w:p>
@@ -1462,7 +1513,7 @@
           <w:rFonts w:ascii="Arial" w:cs="Arial" w:eastAsia="Arial" w:hAnsi="Arial"/>
           <w:color w:val="26232F"/>
         </w:rPr>
-        <w:t xml:space="preserve">Para que la página de Plantillas muestre algo real, armé </w:t>
+        <w:t xml:space="preserve">La página de Plantillas al principio mostraba tarjetas con solo una letra, y se veía vacía. Para que tenga algo real que enseñar, armé </w:t>
       </w:r>
       <w:r>
         <w:rPr>
@@ -1478,7 +1529,7 @@
           <w:rFonts w:ascii="Arial" w:cs="Arial" w:eastAsia="Arial" w:hAnsi="Arial"/>
           <w:color w:val="26232F"/>
         </w:rPr>
-        <w:t xml:space="preserve">: barbería, restaurante, servicios del hogar, consultorio, tienda de ropa, gimnasio, veterinaria y academia. Cada una es una página completa (cabecera, portada, lista de precios, galería, opinión de un cliente, contacto y pie) con su propia paleta, tipografía y distribución. Son responsive y están en </w:t>
+        <w:t xml:space="preserve">: barbería, restaurante, servicios del hogar, consultorio, tienda de ropa, gimnasio, veterinaria y academia. Cada una es una página completa (cabecera, portada, precios, galería, opinión de un cliente, contacto y pie) con sus propios colores, letra y distribución, y todas se adaptan al celular. Están en </w:t>
       </w:r>
       <w:r>
         <w:rPr>
@@ -1508,7 +1559,7 @@
           <w:rFonts w:ascii="Arial" w:cs="Arial" w:eastAsia="Arial" w:hAnsi="Arial"/>
           <w:color w:val="26232F"/>
         </w:rPr>
-        <w:t xml:space="preserve">En la web, cada tarjeta muestra la vista previa de la plantilla, su rubro y su precio, y dos botones: </w:t>
+        <w:t xml:space="preserve">En la web, cada tarjeta muestra la vista previa, el rubro y el precio, con dos botones: </w:t>
       </w:r>
       <w:r>
         <w:rPr>
@@ -1540,7 +1591,7 @@
           <w:rFonts w:ascii="Arial" w:cs="Arial" w:eastAsia="Arial" w:hAnsi="Arial"/>
           <w:color w:val="26232F"/>
         </w:rPr>
-        <w:t xml:space="preserve">, que abre WhatsApp con un mensaje listo. Todo eso sale del bloque de plantillas de la base de datos, así que el admin puede agregar, quitar o cambiar plantillas desde el panel.</w:t>
+        <w:t xml:space="preserve">, que abre WhatsApp con un mensaje ya escrito. Todo sale del bloque de plantillas de la base de datos, así que desde el panel se pueden agregar, quitar o cambiar.</w:t>
       </w:r>
     </w:p>
     <w:p>
@@ -1950,7 +2001,7 @@
           <w:rFonts w:ascii="Arial" w:cs="Arial" w:eastAsia="Arial" w:hAnsi="Arial"/>
           <w:color w:val="26232F"/>
         </w:rPr>
-        <w:t xml:space="preserve">Al principio, para entrar al panel había que escribir la dirección </w:t>
+        <w:t xml:space="preserve">Al probar la web me di cuenta de que, para entrar al panel, había que saberse la dirección </w:t>
       </w:r>
       <w:r>
         <w:rPr>
@@ -1967,7 +2018,7 @@
           <w:rFonts w:ascii="Arial" w:cs="Arial" w:eastAsia="Arial" w:hAnsi="Arial"/>
           <w:color w:val="26232F"/>
         </w:rPr>
-        <w:t xml:space="preserve">. Para que sea más fácil de usar, agregué un botón </w:t>
+        <w:t xml:space="preserve">, y eso no es práctico. Así que agregué un botón </w:t>
       </w:r>
       <w:r>
         <w:rPr>
@@ -1983,7 +2034,7 @@
           <w:rFonts w:ascii="Arial" w:cs="Arial" w:eastAsia="Arial" w:hAnsi="Arial"/>
           <w:color w:val="26232F"/>
         </w:rPr>
-        <w:t xml:space="preserve"> en el menú de la web (en celular está dentro del menú desplegable) y un enlace </w:t>
+        <w:t xml:space="preserve"> en el menú (en el celular está dentro del menú desplegable) y un enlace </w:t>
       </w:r>
       <w:r>
         <w:rPr>
@@ -1999,7 +2050,7 @@
           <w:rFonts w:ascii="Arial" w:cs="Arial" w:eastAsia="Arial" w:hAnsi="Arial"/>
           <w:color w:val="26232F"/>
         </w:rPr>
-        <w:t xml:space="preserve"> en el pie de página. Los dos llevan al login, y el panel sigue protegido igual: sin un token válido no se muestra nada.</w:t>
+        <w:t xml:space="preserve"> en el pie de página. Los dos llevan al login, y el panel sigue igual de protegido: sin una sesión válida no se muestra nada.</w:t>
       </w:r>
     </w:p>
     <w:p>
@@ -2159,7 +2210,7 @@
           <w:rFonts w:ascii="Arial" w:cs="Arial" w:eastAsia="Arial" w:hAnsi="Arial"/>
           <w:color w:val="26232F"/>
         </w:rPr>
-        <w:t xml:space="preserve">El menú de la cabecera se arma con </w:t>
+        <w:t xml:space="preserve">El menú de arriba se arma con la tabla </w:t>
       </w:r>
       <w:r>
         <w:rPr>
@@ -2176,7 +2227,7 @@
           <w:rFonts w:ascii="Arial" w:cs="Arial" w:eastAsia="Arial" w:hAnsi="Arial"/>
           <w:color w:val="26232F"/>
         </w:rPr>
-        <w:t xml:space="preserve">, con sus submenús y en el orden que eligió el admin. Los submenús de Servicios llevan a secciones de la misma página (</w:t>
+        <w:t xml:space="preserve">, con sus submenús y en el orden que eligió el administrador. Los submenús de Servicios llevan a partes de la misma página (</w:t>
       </w:r>
       <w:r>
         <w:rPr>
@@ -2210,7 +2261,7 @@
           <w:rFonts w:ascii="Arial" w:cs="Arial" w:eastAsia="Arial" w:hAnsi="Arial"/>
           <w:color w:val="26232F"/>
         </w:rPr>
-        <w:t xml:space="preserve">); para eso, el primer bloque de cada tipo recibe un </w:t>
+        <w:t xml:space="preserve">). Para que eso funcione, el primer bloque de cada tipo recibe un </w:t>
       </w:r>
       <w:r>
         <w:rPr>
@@ -2227,7 +2278,7 @@
           <w:rFonts w:ascii="Arial" w:cs="Arial" w:eastAsia="Arial" w:hAnsi="Arial"/>
           <w:color w:val="26232F"/>
         </w:rPr>
-        <w:t xml:space="preserve"> que sirve como ancla. Si el admin oculta un ítem, desaparece de la web.</w:t>
+        <w:t xml:space="preserve"> que sirve de ancla. Si el administrador oculta un ítem en el panel, desaparece de la web.</w:t>
       </w:r>
     </w:p>
     <w:p>
@@ -2512,7 +2563,7 @@
           <w:rFonts w:ascii="Arial" w:cs="Arial" w:eastAsia="Arial" w:hAnsi="Arial"/>
           <w:color w:val="26232F"/>
         </w:rPr>
-        <w:t xml:space="preserve">Para comprobar el punto más importante de la rúbrica, cambié la paleta desde el panel y recargué la web. Sin tocar código, toda la web cambió: botones, bordes, sombras, la cinta animada y los tonos pastel.</w:t>
+        <w:t xml:space="preserve">Esta era la prueba más importante según la rúbrica, así que la hice con calma. Cambié la paleta desde el panel, guardé y recargué la web. Sin tocar ni un archivo, toda la web cambió: botones, bordes, sombras, la cinta animada y los tonos pastel de las tarjetas.</w:t>
       </w:r>
     </w:p>
     <w:p>
@@ -2956,7 +3007,7 @@
           <w:rFonts w:ascii="Arial" w:cs="Arial" w:eastAsia="Arial" w:hAnsi="Arial"/>
           <w:color w:val="26232F"/>
         </w:rPr>
-        <w:t xml:space="preserve">, sin recargar. Muestra los errores de validación junto al formulario y un mensaje de confirmación cuando se envía bien. El mensaje aparece en el panel, en la sección Mensajes. También hay un botón flotante de WhatsApp con el número configurado en el panel.</w:t>
+        <w:t xml:space="preserve">, sin recargar la página. Si falta algo, muestra el error ahí mismo, y cuando todo está bien aparece un mensaje de confirmación. Lo que se envía llega al panel, en la sección Mensajes. También hay un botón flotante de WhatsApp con el número que se configura en el panel.</w:t>
       </w:r>
     </w:p>
     <w:p>
@@ -3241,7 +3292,7 @@
           <w:rFonts w:ascii="Arial" w:cs="Arial" w:eastAsia="Arial" w:hAnsi="Arial"/>
           <w:color w:val="26232F"/>
         </w:rPr>
-        <w:t xml:space="preserve">Si alguien entra a una página que no existe o que no está publicada, la web muestra una página 404 con el mismo diseño. Si la base de datos no responde, se muestra una página de “volvemos pronto” en lugar de un error de PHP.</w:t>
+        <w:t xml:space="preserve">Si alguien entra a una página que no existe o que todavía no está publicada, la web muestra una página 404 con el mismo diseño, en vez de un error feo. Y si la base de datos no responde, aparece una página de “volvemos pronto” en lugar de un error de PHP.</w:t>
       </w:r>
     </w:p>
     <w:p>
@@ -3401,23 +3452,7 @@
           <w:rFonts w:ascii="Arial" w:cs="Arial" w:eastAsia="Arial" w:hAnsi="Arial"/>
           <w:color w:val="26232F"/>
         </w:rPr>
-        <w:t xml:space="preserve">La web pública es </w:t>
-      </w:r>
-      <w:r>
-        <w:rPr>
-          <w:rFonts w:ascii="Arial" w:cs="Arial" w:eastAsia="Arial" w:hAnsi="Arial"/>
-          <w:b/>
-          <w:bCs/>
-          <w:color w:val="26232F"/>
-        </w:rPr>
-        <w:t xml:space="preserve">mobile-first</w:t>
-      </w:r>
-      <w:r>
-        <w:rPr>
-          <w:rFonts w:ascii="Arial" w:cs="Arial" w:eastAsia="Arial" w:hAnsi="Arial"/>
-          <w:color w:val="26232F"/>
-        </w:rPr>
-        <w:t xml:space="preserve">, con los mismos breakpoints que el panel (640, 768 y 1024 px). En celular, el menú se convierte en un botón de hamburguesa con los submenús desplegables, las grillas pasan a una columna y los títulos se ajustan con </w:t>
+        <w:t xml:space="preserve">La web también está hecha primero para celular, con los mismos cortes que el panel (640, 768 y 1024 px). En el celular, el menú se convierte en el botón de tres rayitas con los submenús desplegables, las grillas pasan a una sola columna y los títulos se achican con </w:t>
       </w:r>
       <w:r>
         <w:rPr>
@@ -3434,7 +3469,7 @@
           <w:rFonts w:ascii="Arial" w:cs="Arial" w:eastAsia="Arial" w:hAnsi="Arial"/>
           <w:color w:val="26232F"/>
         </w:rPr>
-        <w:t xml:space="preserve">. Probé todas las páginas, incluidas las 8 demos de plantillas, en 5 anchos de pantalla y medí si había scroll horizontal:</w:t>
+        <w:t xml:space="preserve">. Para no quedarme solo con mirar, probé todas las páginas (incluidas las 8 demos) en 5 anchos de pantalla y medí si había scroll horizontal:</w:t>
       </w:r>
     </w:p>
     <w:p>
@@ -4438,7 +4473,7 @@
           <w:rFonts w:ascii="Arial" w:cs="Arial" w:eastAsia="Arial" w:hAnsi="Arial"/>
           <w:color w:val="26232F"/>
         </w:rPr>
-        <w:t xml:space="preserve">Terminé el </w:t>
+        <w:t xml:space="preserve">Para cerrar, completé el </w:t>
       </w:r>
       <w:r>
         <w:rPr>
@@ -4455,7 +4490,7 @@
           <w:rFonts w:ascii="Arial" w:cs="Arial" w:eastAsia="Arial" w:hAnsi="Arial"/>
           <w:color w:val="26232F"/>
         </w:rPr>
-        <w:t xml:space="preserve"> con la instalación paso a paso y una tabla de problemas frecuentes, una </w:t>
+        <w:t xml:space="preserve">. Tiene la instalación paso a paso con una tabla de problemas frecuentes, una </w:t>
       </w:r>
       <w:r>
         <w:rPr>
@@ -4471,7 +4506,7 @@
           <w:rFonts w:ascii="Arial" w:cs="Arial" w:eastAsia="Arial" w:hAnsi="Arial"/>
           <w:color w:val="26232F"/>
         </w:rPr>
-        <w:t xml:space="preserve"> (qué hace cada sección y cada botón, y en qué partes de la web se usa cada uno de los 5 colores), la tabla de equivalencias de tecnologías, la estructura del proyecto, cómo funciona la administrabilidad, todos los endpoints y las medidas de seguridad. En la carpeta </w:t>
+        <w:t xml:space="preserve"> (qué hace cada sección y cada botón, y en qué parte de la web se usa cada uno de los 5 colores), la tabla de equivalencias de tecnologías, la estructura del proyecto, cómo funciona la administrabilidad, todos los endpoints y las medidas de seguridad. En la carpeta </w:t>
       </w:r>
       <w:r>
         <w:rPr>
@@ -4488,7 +4523,7 @@
           <w:rFonts w:ascii="Arial" w:cs="Arial" w:eastAsia="Arial" w:hAnsi="Arial"/>
           <w:color w:val="26232F"/>
         </w:rPr>
-        <w:t xml:space="preserve"> quedaron el DER (PNG y PDF), la tabla de entidades y la colección de Postman con 45 peticiones.</w:t>
+        <w:t xml:space="preserve"> quedaron el DER (en PNG y PDF), la tabla de entidades, la colección de Postman con 45 peticiones y estos informes.</w:t>
       </w:r>
     </w:p>
     <w:p>
@@ -4513,6 +4548,19 @@
           <w:rFonts w:ascii="Arial" w:cs="Arial" w:eastAsia="Arial" w:hAnsi="Arial"/>
         </w:rPr>
         <w:t xml:space="preserve">   Problemas encontrados y soluciones</w:t>
+      </w:r>
+    </w:p>
+    <w:p>
+      <w:pPr>
+        <w:spacing w:after="160" w:line="310"/>
+        <w:jc w:val="both"/>
+      </w:pPr>
+      <w:r>
+        <w:rPr>
+          <w:rFonts w:ascii="Arial" w:cs="Arial" w:eastAsia="Arial" w:hAnsi="Arial"/>
+          <w:color w:val="26232F"/>
+        </w:rPr>
+        <w:t xml:space="preserve">El problema más interesante salió en la revisión responsive, porque a simple vista no se notaba:</w:t>
       </w:r>
     </w:p>
     <w:tbl>
@@ -4638,7 +4686,7 @@
                 <w:sz w:val="19"/>
                 <w:szCs w:val="19"/>
               </w:rPr>
-              <w:t xml:space="preserve">En el QA, la web se desbordaba 10 px a la derecha en todas las páginas por la cinta animada inclinada y el fondo de estrellas.</w:t>
+              <w:t xml:space="preserve">Al medir, la web se salía 10 px a la derecha en todas las páginas, por culpa de la cinta animada inclinada y el fondo de estrellas.</w:t>
             </w:r>
           </w:p>
         </w:tc>
@@ -4783,7 +4831,7 @@
                 <w:sz w:val="19"/>
                 <w:szCs w:val="19"/>
               </w:rPr>
-              <w:t xml:space="preserve">El círculo del logo del hero era demasiado grande en celular y empujaba el título hacia abajo.</w:t>
+              <w:t xml:space="preserve">El círculo del logo en la portada era muy grande en el celular y empujaba el título hacia abajo.</w:t>
             </w:r>
           </w:p>
         </w:tc>
@@ -4815,7 +4863,7 @@
                 <w:sz w:val="19"/>
                 <w:szCs w:val="19"/>
               </w:rPr>
-              <w:t xml:space="preserve">En pantallas pequeñas le puse un ancho máximo de 260 px y lo coloqué arriba del texto.</w:t>
+              <w:t xml:space="preserve">En pantallas pequeñas le puse un ancho máximo de 260 px y lo pasé arriba del texto.</w:t>
             </w:r>
           </w:p>
         </w:tc>
@@ -5010,7 +5058,7 @@
                 <w:sz w:val="19"/>
                 <w:szCs w:val="19"/>
               </w:rPr>
-              <w:t xml:space="preserve"> para que vuelva a su tamaño de etiqueta.</w:t>
+              <w:t xml:space="preserve"> para que vuelva a su tamaño normal.</w:t>
             </w:r>
           </w:p>
         </w:tc>
@@ -5047,7 +5095,7 @@
                 <w:sz w:val="19"/>
                 <w:szCs w:val="19"/>
               </w:rPr>
-              <w:t xml:space="preserve">Las imágenes grandes tardaban en cargar en celular.</w:t>
+              <w:t xml:space="preserve">Las imágenes grandes tardaban en cargar en el celular.</w:t>
             </w:r>
           </w:p>
         </w:tc>
@@ -5098,7 +5146,7 @@
                 <w:sz w:val="19"/>
                 <w:szCs w:val="19"/>
               </w:rPr>
-              <w:t xml:space="preserve"> de la semana 2 para que el navegador elija la versión de 480, 768 o 1280 px.</w:t>
+              <w:t xml:space="preserve"> de la semana 2, así el navegador elige la versión de 480, 768 o 1280 px.</w:t>
             </w:r>
           </w:p>
         </w:tc>
@@ -5326,7 +5374,7 @@
                 <w:sz w:val="19"/>
                 <w:szCs w:val="19"/>
               </w:rPr>
-              <w:t xml:space="preserve"> con contenido JSON validado. API ordenada en controladores y servicios, credenciales en </w:t>
+              <w:t xml:space="preserve"> con contenido JSON validado. API ordenada en controladores y servicios, y las credenciales en </w:t>
             </w:r>
             <w:r>
               <w:rPr>
@@ -5414,7 +5462,7 @@
                 <w:sz w:val="19"/>
                 <w:szCs w:val="19"/>
               </w:rPr>
-              <w:t xml:space="preserve">Logo, colores, orden del menú y contenido se cambian desde el panel y la web cambia al instante, sin tocar código.</w:t>
+              <w:t xml:space="preserve">El logo, los colores, el orden del menú y el contenido se cambian desde el panel y la web cambia al instante, sin tocar código.</w:t>
             </w:r>
           </w:p>
         </w:tc>
@@ -5483,7 +5531,7 @@
                 <w:sz w:val="19"/>
                 <w:szCs w:val="19"/>
               </w:rPr>
-              <w:t xml:space="preserve">Web y panel mobile-first sin scroll horizontal de 320 a 1440 px. El panel tiene menú colapsable y tablas con scroll interno.</w:t>
+              <w:t xml:space="preserve">Web y panel hechos primero para celular, sin scroll horizontal de 320 a 1440 px. El panel tiene menú que se esconde y tablas con scroll propio.</w:t>
             </w:r>
           </w:p>
         </w:tc>
@@ -5552,7 +5600,7 @@
                 <w:sz w:val="19"/>
                 <w:szCs w:val="19"/>
               </w:rPr>
-              <w:t xml:space="preserve">JWT en cookie HttpOnly, rutas protegidas por rol en el panel y en la API. La web se arma en el servidor y el panel actualiza solo lo que cambia, sin recargar.</w:t>
+              <w:t xml:space="preserve">JWT en cookie HttpOnly y rutas protegidas por rol en el panel y en la API. La web se arma en el servidor y el panel actualiza solo lo que cambia, sin recargar.</w:t>
             </w:r>
           </w:p>
         </w:tc>
@@ -5589,104 +5637,41 @@
     </w:p>
     <w:p>
       <w:pPr>
-        <w:pStyle w:val="ListParagraph"/>
-        <w:numPr>
-          <w:ilvl w:val="0"/>
-          <w:numId w:val="2"/>
-        </w:numPr>
-        <w:spacing w:after="90" w:line="300"/>
-      </w:pPr>
-      <w:r>
-        <w:rPr>
-          <w:rFonts w:ascii="Arial" w:cs="Arial" w:eastAsia="Arial" w:hAnsi="Arial"/>
-          <w:color w:val="26232F"/>
-        </w:rPr>
-        <w:t xml:space="preserve">El proyecto cumple el objetivo: una persona sin conocimientos de programación puede cambiar la identidad visual, el menú y el contenido de la web desde el panel.</w:t>
-      </w:r>
-    </w:p>
-    <w:p>
-      <w:pPr>
-        <w:pStyle w:val="ListParagraph"/>
-        <w:numPr>
-          <w:ilvl w:val="0"/>
-          <w:numId w:val="2"/>
-        </w:numPr>
-        <w:spacing w:after="90" w:line="300"/>
-      </w:pPr>
-      <w:r>
-        <w:rPr>
-          <w:rFonts w:ascii="Arial" w:cs="Arial" w:eastAsia="Arial" w:hAnsi="Arial"/>
-          <w:color w:val="26232F"/>
-        </w:rPr>
-        <w:t xml:space="preserve">Usar variables CSS que vienen de la base de datos es una forma simple y muy efectiva de hacer que todo el diseño sea configurable.</w:t>
-      </w:r>
-    </w:p>
-    <w:p>
-      <w:pPr>
-        <w:pStyle w:val="ListParagraph"/>
-        <w:numPr>
-          <w:ilvl w:val="0"/>
-          <w:numId w:val="2"/>
-        </w:numPr>
-        <w:spacing w:after="90" w:line="300"/>
-      </w:pPr>
-      <w:r>
-        <w:rPr>
-          <w:rFonts w:ascii="Arial" w:cs="Arial" w:eastAsia="Arial" w:hAnsi="Arial"/>
-          <w:color w:val="26232F"/>
-        </w:rPr>
-        <w:t xml:space="preserve">El QA con mediciones reales me ayudó a encontrar un desborde que a simple vista no se notaba.</w:t>
-      </w:r>
-    </w:p>
-    <w:p>
-      <w:pPr>
-        <w:pStyle w:val="ListParagraph"/>
-        <w:numPr>
-          <w:ilvl w:val="0"/>
-          <w:numId w:val="2"/>
-        </w:numPr>
-        <w:spacing w:after="90" w:line="300"/>
-      </w:pPr>
-      <w:r>
-        <w:rPr>
-          <w:rFonts w:ascii="Arial" w:cs="Arial" w:eastAsia="Arial" w:hAnsi="Arial"/>
-          <w:color w:val="26232F"/>
-        </w:rPr>
-        <w:t xml:space="preserve">Las plantillas con demo y las imágenes de ejemplo hacen que el sistema se vea como un producto terminado desde que se instala.</w:t>
-      </w:r>
-    </w:p>
-    <w:p>
-      <w:pPr>
-        <w:pStyle w:val="ListParagraph"/>
-        <w:numPr>
-          <w:ilvl w:val="0"/>
-          <w:numId w:val="2"/>
-        </w:numPr>
-        <w:spacing w:after="90" w:line="300"/>
-      </w:pPr>
-      <w:r>
-        <w:rPr>
-          <w:rFonts w:ascii="Arial" w:cs="Arial" w:eastAsia="Arial" w:hAnsi="Arial"/>
-          <w:color w:val="26232F"/>
-        </w:rPr>
-        <w:t xml:space="preserve">Aunque usé PHP y MySQL en lugar de Node.js y PostgreSQL, se aplicaron los mismos conceptos: API REST, JWT, roles, JSON, imágenes responsive, renderizado en servidor y en cliente.</w:t>
-      </w:r>
-    </w:p>
-    <w:p>
-      <w:pPr>
-        <w:pStyle w:val="ListParagraph"/>
-        <w:numPr>
-          <w:ilvl w:val="0"/>
-          <w:numId w:val="2"/>
-        </w:numPr>
-        <w:spacing w:after="90" w:line="300"/>
-      </w:pPr>
-      <w:r>
-        <w:rPr>
-          <w:rFonts w:ascii="Arial" w:cs="Arial" w:eastAsia="Arial" w:hAnsi="Arial"/>
-          <w:color w:val="26232F"/>
-        </w:rPr>
-        <w:t xml:space="preserve">Como mejora futura se podría desplegar en un hosting y agregar un historial de cambios de cada bloque.</w:t>
+        <w:spacing w:after="160" w:line="310"/>
+        <w:jc w:val="both"/>
+      </w:pPr>
+      <w:r>
+        <w:rPr>
+          <w:rFonts w:ascii="Arial" w:cs="Arial" w:eastAsia="Arial" w:hAnsi="Arial"/>
+          <w:color w:val="26232F"/>
+        </w:rPr>
+        <w:t xml:space="preserve">Mirando el proyecto completo, creo que cumple lo que se pedía: una persona sin conocimientos de programación puede cambiar los colores, el logo, el menú y el contenido de la web desde el panel, y los cambios se ven al momento.</w:t>
+      </w:r>
+    </w:p>
+    <w:p>
+      <w:pPr>
+        <w:spacing w:after="160" w:line="310"/>
+        <w:jc w:val="both"/>
+      </w:pPr>
+      <w:r>
+        <w:rPr>
+          <w:rFonts w:ascii="Arial" w:cs="Arial" w:eastAsia="Arial" w:hAnsi="Arial"/>
+          <w:color w:val="26232F"/>
+        </w:rPr>
+        <w:t xml:space="preserve">De esta semana me llevo que las variables CSS que vienen de la base de datos son una forma bastante simple de hacer que todo el diseño sea configurable. También aprendí a no confiar solo en lo que veo: medir el ancho de cada página me hizo encontrar un desborde que a simple vista no se notaba.</w:t>
+      </w:r>
+    </w:p>
+    <w:p>
+      <w:pPr>
+        <w:spacing w:after="160" w:line="310"/>
+        <w:jc w:val="both"/>
+      </w:pPr>
+      <w:r>
+        <w:rPr>
+          <w:rFonts w:ascii="Arial" w:cs="Arial" w:eastAsia="Arial" w:hAnsi="Arial"/>
+          <w:color w:val="26232F"/>
+        </w:rPr>
+        <w:t xml:space="preserve">Aunque trabajé con PHP y MySQL en lugar de Node.js y PostgreSQL, apliqué los mismos conceptos del curso: API REST, JWT, roles, datos en JSON, imágenes responsive y la diferencia entre lo que se arma en el servidor y lo que se actualiza en el navegador. Si tuviera más tiempo, me gustaría publicarlo en un hosting y agregar un historial para poder deshacer los cambios de cada bloque.</w:t>
       </w:r>
     </w:p>
     <w:sectPr>
@@ -5996,12 +5981,6 @@
   </w:abstractNum>
   <w:num w:numId="1">
     <w:abstractNumId w:val="1"/>
-    <w:lvlOverride w:ilvl="0">
-      <w:startOverride w:val="1"/>
-    </w:lvlOverride>
-  </w:num>
-  <w:num w:numId="2">
-    <w:abstractNumId w:val="2"/>
     <w:lvlOverride w:ilvl="0">
       <w:startOverride w:val="1"/>
     </w:lvlOverride>

--- a/docs/informes/Informe_Semana_4_Vitrina_y_Cierre.docx
+++ b/docs/informes/Informe_Semana_4_Vitrina_y_Cierre.docx
@@ -1108,6 +1108,152 @@
     </w:p>
     <w:p>
       <w:pPr>
+        <w:spacing w:after="160" w:line="310"/>
+        <w:jc w:val="both"/>
+      </w:pPr>
+      <w:r>
+        <w:rPr>
+          <w:rFonts w:ascii="Arial" w:cs="Arial" w:eastAsia="Arial" w:hAnsi="Arial"/>
+          <w:color w:val="26232F"/>
+        </w:rPr>
+        <w:t xml:space="preserve">Para maquetar los bloques usé el framework </w:t>
+      </w:r>
+      <w:r>
+        <w:rPr>
+          <w:rFonts w:ascii="Arial" w:cs="Arial" w:eastAsia="Arial" w:hAnsi="Arial"/>
+          <w:b/>
+          <w:bCs/>
+          <w:color w:val="26232F"/>
+        </w:rPr>
+        <w:t xml:space="preserve">Bootstrap 5.3</w:t>
+      </w:r>
+      <w:r>
+        <w:rPr>
+          <w:rFonts w:ascii="Arial" w:cs="Arial" w:eastAsia="Arial" w:hAnsi="Arial"/>
+          <w:color w:val="26232F"/>
+        </w:rPr>
+        <w:t xml:space="preserve">: cada sección va en un </w:t>
+      </w:r>
+      <w:r>
+        <w:rPr>
+          <w:rFonts w:ascii="Consolas" w:cs="Consolas" w:eastAsia="Consolas" w:hAnsi="Consolas"/>
+          <w:color w:val="26232F"/>
+          <w:sz w:val="19"/>
+          <w:szCs w:val="19"/>
+          <w:shd w:fill="F3EEFF" w:val="clear"/>
+        </w:rPr>
+        <w:t xml:space="preserve">container</w:t>
+      </w:r>
+      <w:r>
+        <w:rPr>
+          <w:rFonts w:ascii="Arial" w:cs="Arial" w:eastAsia="Arial" w:hAnsi="Arial"/>
+          <w:color w:val="26232F"/>
+        </w:rPr>
+        <w:t xml:space="preserve"> y las tarjetas se ordenan con </w:t>
+      </w:r>
+      <w:r>
+        <w:rPr>
+          <w:rFonts w:ascii="Consolas" w:cs="Consolas" w:eastAsia="Consolas" w:hAnsi="Consolas"/>
+          <w:color w:val="26232F"/>
+          <w:sz w:val="19"/>
+          <w:szCs w:val="19"/>
+          <w:shd w:fill="F3EEFF" w:val="clear"/>
+        </w:rPr>
+        <w:t xml:space="preserve">row</w:t>
+      </w:r>
+      <w:r>
+        <w:rPr>
+          <w:rFonts w:ascii="Arial" w:cs="Arial" w:eastAsia="Arial" w:hAnsi="Arial"/>
+          <w:color w:val="26232F"/>
+        </w:rPr>
+        <w:t xml:space="preserve"> y </w:t>
+      </w:r>
+      <w:r>
+        <w:rPr>
+          <w:rFonts w:ascii="Consolas" w:cs="Consolas" w:eastAsia="Consolas" w:hAnsi="Consolas"/>
+          <w:color w:val="26232F"/>
+          <w:sz w:val="19"/>
+          <w:szCs w:val="19"/>
+          <w:shd w:fill="F3EEFF" w:val="clear"/>
+        </w:rPr>
+        <w:t xml:space="preserve">row-cols-*</w:t>
+      </w:r>
+      <w:r>
+        <w:rPr>
+          <w:rFonts w:ascii="Arial" w:cs="Arial" w:eastAsia="Arial" w:hAnsi="Arial"/>
+          <w:color w:val="26232F"/>
+        </w:rPr>
+        <w:t xml:space="preserve"> (por ejemplo, 1 columna en celular, 2 en tablet y 3 o 4 en escritorio). También uso de Bootstrap el </w:t>
+      </w:r>
+      <w:r>
+        <w:rPr>
+          <w:rFonts w:ascii="Arial" w:cs="Arial" w:eastAsia="Arial" w:hAnsi="Arial"/>
+          <w:b/>
+          <w:bCs/>
+          <w:color w:val="26232F"/>
+        </w:rPr>
+        <w:t xml:space="preserve">navbar</w:t>
+      </w:r>
+      <w:r>
+        <w:rPr>
+          <w:rFonts w:ascii="Arial" w:cs="Arial" w:eastAsia="Arial" w:hAnsi="Arial"/>
+          <w:color w:val="26232F"/>
+        </w:rPr>
+        <w:t xml:space="preserve"> con collapse y dropdown para el menú, el </w:t>
+      </w:r>
+      <w:r>
+        <w:rPr>
+          <w:rFonts w:ascii="Arial" w:cs="Arial" w:eastAsia="Arial" w:hAnsi="Arial"/>
+          <w:b/>
+          <w:bCs/>
+          <w:color w:val="26232F"/>
+        </w:rPr>
+        <w:t xml:space="preserve">accordion</w:t>
+      </w:r>
+      <w:r>
+        <w:rPr>
+          <w:rFonts w:ascii="Arial" w:cs="Arial" w:eastAsia="Arial" w:hAnsi="Arial"/>
+          <w:color w:val="26232F"/>
+        </w:rPr>
+        <w:t xml:space="preserve"> para las preguntas frecuentes y los controles </w:t>
+      </w:r>
+      <w:r>
+        <w:rPr>
+          <w:rFonts w:ascii="Consolas" w:cs="Consolas" w:eastAsia="Consolas" w:hAnsi="Consolas"/>
+          <w:color w:val="26232F"/>
+          <w:sz w:val="19"/>
+          <w:szCs w:val="19"/>
+          <w:shd w:fill="F3EEFF" w:val="clear"/>
+        </w:rPr>
+        <w:t xml:space="preserve">form-control</w:t>
+      </w:r>
+      <w:r>
+        <w:rPr>
+          <w:rFonts w:ascii="Arial" w:cs="Arial" w:eastAsia="Arial" w:hAnsi="Arial"/>
+          <w:color w:val="26232F"/>
+        </w:rPr>
+        <w:t xml:space="preserve"> y </w:t>
+      </w:r>
+      <w:r>
+        <w:rPr>
+          <w:rFonts w:ascii="Consolas" w:cs="Consolas" w:eastAsia="Consolas" w:hAnsi="Consolas"/>
+          <w:color w:val="26232F"/>
+          <w:sz w:val="19"/>
+          <w:szCs w:val="19"/>
+          <w:shd w:fill="F3EEFF" w:val="clear"/>
+        </w:rPr>
+        <w:t xml:space="preserve">form-select</w:t>
+      </w:r>
+      <w:r>
+        <w:rPr>
+          <w:rFonts w:ascii="Arial" w:cs="Arial" w:eastAsia="Arial" w:hAnsi="Arial"/>
+          <w:color w:val="26232F"/>
+        </w:rPr>
+        <w:t xml:space="preserve"> en el formulario de contacto. Encima va mi hoja de estilos con los colores dinámicos y el estilo neobrutalista.</w:t>
+      </w:r>
+    </w:p>
+    <w:p>
+      <w:pPr>
         <w:keepNext/>
         <w:spacing w:after="0" w:before="100"/>
       </w:pPr>
@@ -3452,7 +3598,7 @@
           <w:rFonts w:ascii="Arial" w:cs="Arial" w:eastAsia="Arial" w:hAnsi="Arial"/>
           <w:color w:val="26232F"/>
         </w:rPr>
-        <w:t xml:space="preserve">La web también está hecha primero para celular, con los mismos cortes que el panel (640, 768 y 1024 px). En el celular, el menú se convierte en el botón de tres rayitas con los submenús desplegables, las grillas pasan a una sola columna y los títulos se achican con </w:t>
+        <w:t xml:space="preserve">La web también está hecha primero para celular, con los breakpoints de Bootstrap igual que el panel. En el celular, el navbar de Bootstrap convierte el menú en el botón de tres rayitas con los submenús desplegables, las grillas pasan a una sola columna y los títulos se achican con </w:t>
       </w:r>
       <w:r>
         <w:rPr>
@@ -5531,7 +5677,7 @@
                 <w:sz w:val="19"/>
                 <w:szCs w:val="19"/>
               </w:rPr>
-              <w:t xml:space="preserve">Web y panel hechos primero para celular, sin scroll horizontal de 320 a 1440 px. El panel tiene menú que se esconde y tablas con scroll propio.</w:t>
+              <w:t xml:space="preserve">Web y panel hechos con Bootstrap 5.3 y pensados primero para celular, sin scroll horizontal de 320 a 1440 px. El panel tiene menú que se esconde (offcanvas) y tablas con scroll propio (table-responsive).</w:t>
             </w:r>
           </w:p>
         </w:tc>
@@ -5671,7 +5817,7 @@
           <w:rFonts w:ascii="Arial" w:cs="Arial" w:eastAsia="Arial" w:hAnsi="Arial"/>
           <w:color w:val="26232F"/>
         </w:rPr>
-        <w:t xml:space="preserve">Aunque trabajé con PHP y MySQL en lugar de Node.js y PostgreSQL, apliqué los mismos conceptos del curso: API REST, JWT, roles, datos en JSON, imágenes responsive y la diferencia entre lo que se arma en el servidor y lo que se actualiza en el navegador. Si tuviera más tiempo, me gustaría publicarlo en un hosting y agregar un historial para poder deshacer los cambios de cada bloque.</w:t>
+        <w:t xml:space="preserve">Aunque trabajé con PHP y MySQL en lugar de Node.js y PostgreSQL, y con Bootstrap en lugar de Tailwind, apliqué los mismos conceptos del curso: API REST, JWT, roles, datos en JSON, imágenes responsive y la diferencia entre lo que se arma en el servidor y lo que se actualiza en el navegador. Si tuviera más tiempo, me gustaría publicarlo en un hosting y agregar un historial para poder deshacer los cambios de cada bloque.</w:t>
       </w:r>
     </w:p>
     <w:sectPr>
